--- a/docs/export/FOUNDATION_PACKAGES.docx
+++ b/docs/export/FOUNDATION_PACKAGES.docx
@@ -675,6 +675,33 @@
           </w:p>
         </w:tc>
       </w:tr>
+      <w:tr>
+        <w:tc>
+          <w:tcPr/>
+          <w:p>
+            <w:pPr>
+              <w:pStyle w:val="Compact"/>
+            </w:pPr>
+            <w:r>
+              <w:rPr>
+                <w:rStyle w:val="VerbatimChar"/>
+              </w:rPr>
+              <w:t xml:space="preserve">scan</w:t>
+            </w:r>
+          </w:p>
+        </w:tc>
+        <w:tc>
+          <w:tcPr/>
+          <w:p>
+            <w:pPr>
+              <w:pStyle w:val="Compact"/>
+            </w:pPr>
+            <w:r>
+              <w:t xml:space="preserve">Oracle-SCAN-style stable virtual client endpoint: least-loaded healthy-backend routing with a membership-stable name and injected clock.</w:t>
+            </w:r>
+          </w:p>
+        </w:tc>
+      </w:tr>
     </w:tbl>
     <w:bookmarkEnd w:id="10"/>
     <w:bookmarkStart w:id="11" w:name="replication-state"/>
@@ -943,6 +970,33 @@
           </w:p>
         </w:tc>
       </w:tr>
+      <w:tr>
+        <w:tc>
+          <w:tcPr/>
+          <w:p>
+            <w:pPr>
+              <w:pStyle w:val="Compact"/>
+            </w:pPr>
+            <w:r>
+              <w:rPr>
+                <w:rStyle w:val="VerbatimChar"/>
+              </w:rPr>
+              <w:t xml:space="preserve">deltacrdt</w:t>
+            </w:r>
+          </w:p>
+        </w:tc>
+        <w:tc>
+          <w:tcPr/>
+          <w:p>
+            <w:pPr>
+              <w:pStyle w:val="Compact"/>
+            </w:pPr>
+            <w:r>
+              <w:t xml:space="preserve">Standalone delta-state CRDTs (G-counter / PN-counter / observed-remove OR-set / LWW-map) with delta-mutators and a convergent (commutative/associative/idempotent) merge.</w:t>
+            </w:r>
+          </w:p>
+        </w:tc>
+      </w:tr>
     </w:tbl>
     <w:bookmarkEnd w:id="11"/>
     <w:bookmarkStart w:id="12" w:name="scheduling-placement"/>
@@ -1439,6 +1493,33 @@
           </w:p>
         </w:tc>
       </w:tr>
+      <w:tr>
+        <w:tc>
+          <w:tcPr/>
+          <w:p>
+            <w:pPr>
+              <w:pStyle w:val="Compact"/>
+            </w:pPr>
+            <w:r>
+              <w:rPr>
+                <w:rStyle w:val="VerbatimChar"/>
+              </w:rPr>
+              <w:t xml:space="preserve">llmfailover</w:t>
+            </w:r>
+          </w:p>
+        </w:tc>
+        <w:tc>
+          <w:tcPr/>
+          <w:p>
+            <w:pPr>
+              <w:pStyle w:val="Compact"/>
+            </w:pPr>
+            <w:r>
+              <w:t xml:space="preserve">Error-classified LLM failover taxonomy (deterministic per-class fallback paths) plus a sandbox scheduling-hint contract.</w:t>
+            </w:r>
+          </w:p>
+        </w:tc>
+      </w:tr>
     </w:tbl>
     <w:bookmarkEnd w:id="12"/>
     <w:bookmarkStart w:id="13" w:name="gpu-resource-cost-management"/>
@@ -1995,6 +2076,72 @@
           </w:p>
         </w:tc>
       </w:tr>
+      <w:tr>
+        <w:tc>
+          <w:tcPr/>
+          <w:p>
+            <w:pPr>
+              <w:pStyle w:val="Compact"/>
+            </w:pPr>
+            <w:r>
+              <w:rPr>
+                <w:rStyle w:val="VerbatimChar"/>
+              </w:rPr>
+              <w:t xml:space="preserve">gputopo</w:t>
+            </w:r>
+          </w:p>
+        </w:tc>
+        <w:tc>
+          <w:tcPr/>
+          <w:p>
+            <w:pPr>
+              <w:pStyle w:val="Compact"/>
+            </w:pPr>
+            <w:r>
+              <w:t xml:space="preserve">Topology-aware NUMA/NVLink GPU placement scoring that prefers NVLink-connected GPU pairs and falls back to PCIe.</w:t>
+            </w:r>
+          </w:p>
+        </w:tc>
+      </w:tr>
+      <w:tr>
+        <w:tc>
+          <w:tcPr/>
+          <w:p>
+            <w:pPr>
+              <w:pStyle w:val="Compact"/>
+            </w:pPr>
+            <w:r>
+              <w:rPr>
+                <w:rStyle w:val="VerbatimChar"/>
+              </w:rPr>
+              <w:t xml:space="preserve">balancemonitor</w:t>
+            </w:r>
+          </w:p>
+        </w:tc>
+        <w:tc>
+          <w:tcPr/>
+          <w:p>
+            <w:pPr>
+              <w:pStyle w:val="Compact"/>
+            </w:pPr>
+            <w:r>
+              <w:t xml:space="preserve">USD account-balance monitor with a strict low-balance floor warning, over HTTP with</w:t>
+            </w:r>
+            <w:r>
+              <w:t xml:space="preserve"> </w:t>
+            </w:r>
+            <w:r>
+              <w:rPr>
+                <w:rStyle w:val="VerbatimChar"/>
+              </w:rPr>
+              <w:t xml:space="preserve">Authorization: Bearer</w:t>
+            </w:r>
+            <w:r>
+              <w:t xml:space="preserve">.</w:t>
+            </w:r>
+          </w:p>
+        </w:tc>
+      </w:tr>
     </w:tbl>
     <w:bookmarkEnd w:id="13"/>
     <w:bookmarkStart w:id="14" w:name="federation-multi-cluster"/>
@@ -3024,6 +3171,48 @@
               <w:rPr>
                 <w:rStyle w:val="VerbatimChar"/>
               </w:rPr>
+              <w:t xml:space="preserve">fsresidency</w:t>
+            </w:r>
+          </w:p>
+        </w:tc>
+        <w:tc>
+          <w:tcPr/>
+          <w:p>
+            <w:pPr>
+              <w:pStyle w:val="Compact"/>
+            </w:pPr>
+            <w:r>
+              <w:t xml:space="preserve">Filesystem residency challenge: per-byte-range</w:t>
+            </w:r>
+            <w:r>
+              <w:t xml:space="preserve"> </w:t>
+            </w:r>
+            <w:r>
+              <w:rPr>
+                <w:rStyle w:val="VerbatimChar"/>
+              </w:rPr>
+              <w:t xml:space="preserve">ReadAt</w:t>
+            </w:r>
+            <w:r>
+              <w:t xml:space="preserve"> </w:t>
+            </w:r>
+            <w:r>
+              <w:t xml:space="preserve">+ SHA-256 verification proving a model file is really present on disk; truncated / missing / mismatch all fail.</w:t>
+            </w:r>
+          </w:p>
+        </w:tc>
+      </w:tr>
+      <w:tr>
+        <w:tc>
+          <w:tcPr/>
+          <w:p>
+            <w:pPr>
+              <w:pStyle w:val="Compact"/>
+            </w:pPr>
+            <w:r>
+              <w:rPr>
+                <w:rStyle w:val="VerbatimChar"/>
+              </w:rPr>
               <w:t xml:space="preserve">redundantexec</w:t>
             </w:r>
             <w:r>
@@ -3449,6 +3638,33 @@
             </w:r>
             <w:r>
               <w:t xml:space="preserve">account-balance retrieval.</w:t>
+            </w:r>
+          </w:p>
+        </w:tc>
+      </w:tr>
+      <w:tr>
+        <w:tc>
+          <w:tcPr/>
+          <w:p>
+            <w:pPr>
+              <w:pStyle w:val="Compact"/>
+            </w:pPr>
+            <w:r>
+              <w:rPr>
+                <w:rStyle w:val="VerbatimChar"/>
+              </w:rPr>
+              <w:t xml:space="preserve">llmadapter</w:t>
+            </w:r>
+          </w:p>
+        </w:tc>
+        <w:tc>
+          <w:tcPr/>
+          <w:p>
+            <w:pPr>
+              <w:pStyle w:val="Compact"/>
+            </w:pPr>
+            <w:r>
+              <w:t xml:space="preserve">Claude Messages / OpenAI Responses-API request and response shape adapters to OpenAI chat-completions, preserving tool-call order.</w:t>
             </w:r>
           </w:p>
         </w:tc>

--- a/docs/export/FOUNDATION_PACKAGES.docx
+++ b/docs/export/FOUNDATION_PACKAGES.docx
@@ -1898,6 +1898,57 @@
               <w:rPr>
                 <w:rStyle w:val="VerbatimChar"/>
               </w:rPr>
+              <w:t xml:space="preserve">devicecatalog</w:t>
+            </w:r>
+          </w:p>
+        </w:tc>
+        <w:tc>
+          <w:tcPr/>
+          <w:p>
+            <w:pPr>
+              <w:pStyle w:val="Compact"/>
+            </w:pPr>
+            <w:r>
+              <w:t xml:space="preserve">Machine-readable 64-device taxonomy with case-insensitive substring</w:t>
+            </w:r>
+            <w:r>
+              <w:t xml:space="preserve"> </w:t>
+            </w:r>
+            <w:r>
+              <w:rPr>
+                <w:rStyle w:val="VerbatimChar"/>
+              </w:rPr>
+              <w:t xml:space="preserve">Lookup</w:t>
+            </w:r>
+            <w:r>
+              <w:t xml:space="preserve"> </w:t>
+            </w:r>
+            <w:r>
+              <w:t xml:space="preserve">resolving a discovered CPU model (e.g. </w:t>
+            </w:r>
+            <w:r>
+              <w:rPr>
+                <w:rStyle w:val="VerbatimChar"/>
+              </w:rPr>
+              <w:t xml:space="preserve">Rockchip RK3588</w:t>
+            </w:r>
+            <w:r>
+              <w:t xml:space="preserve">) to its tier / trust-level / compute-class.</w:t>
+            </w:r>
+          </w:p>
+        </w:tc>
+      </w:tr>
+      <w:tr>
+        <w:tc>
+          <w:tcPr/>
+          <w:p>
+            <w:pPr>
+              <w:pStyle w:val="Compact"/>
+            </w:pPr>
+            <w:r>
+              <w:rPr>
+                <w:rStyle w:val="VerbatimChar"/>
+              </w:rPr>
               <w:t xml:space="preserve">tierdef</w:t>
             </w:r>
             <w:r>
@@ -1973,6 +2024,93 @@
             </w:pPr>
             <w:r>
               <w:t xml:space="preserve">Burst-to-cloud autoscaling, spot pricing, and compute marketplace.</w:t>
+            </w:r>
+          </w:p>
+        </w:tc>
+      </w:tr>
+      <w:tr>
+        <w:tc>
+          <w:tcPr/>
+          <w:p>
+            <w:pPr>
+              <w:pStyle w:val="Compact"/>
+            </w:pPr>
+            <w:r>
+              <w:rPr>
+                <w:rStyle w:val="VerbatimChar"/>
+              </w:rPr>
+              <w:t xml:space="preserve">revenueopt</w:t>
+            </w:r>
+          </w:p>
+        </w:tc>
+        <w:tc>
+          <w:tcPr/>
+          <w:p>
+            <w:pPr>
+              <w:pStyle w:val="Compact"/>
+            </w:pPr>
+            <w:r>
+              <w:rPr>
+                <w:rStyle w:val="VerbatimChar"/>
+              </w:rPr>
+              <w:t xml:space="preserve">RevenueOptimizer.OptimizeAllocation</w:t>
+            </w:r>
+            <w:r>
+              <w:t xml:space="preserve"> </w:t>
+            </w:r>
+            <w:r>
+              <w:t xml:space="preserve">greedy GPU→marketplace assignment maximising expected revenue, with a TEE→Chutes revenue bias.</w:t>
+            </w:r>
+          </w:p>
+        </w:tc>
+      </w:tr>
+      <w:tr>
+        <w:tc>
+          <w:tcPr/>
+          <w:p>
+            <w:pPr>
+              <w:pStyle w:val="Compact"/>
+            </w:pPr>
+            <w:r>
+              <w:rPr>
+                <w:rStyle w:val="VerbatimChar"/>
+              </w:rPr>
+              <w:t xml:space="preserve">economics</w:t>
+            </w:r>
+          </w:p>
+        </w:tc>
+        <w:tc>
+          <w:tcPr/>
+          <w:p>
+            <w:pPr>
+              <w:pStyle w:val="Compact"/>
+            </w:pPr>
+            <w:r>
+              <w:rPr>
+                <w:rStyle w:val="VerbatimChar"/>
+              </w:rPr>
+              <w:t xml:space="preserve">RewardDistributor</w:t>
+            </w:r>
+            <w:r>
+              <w:t xml:space="preserve"> </w:t>
+            </w:r>
+            <w:r>
+              <w:t xml:space="preserve">multi-token distribution with treasury/reinvest splits and a conservation invariant, plus</w:t>
+            </w:r>
+            <w:r>
+              <w:t xml:space="preserve"> </w:t>
+            </w:r>
+            <w:r>
+              <w:rPr>
+                <w:rStyle w:val="VerbatimChar"/>
+              </w:rPr>
+              <w:t xml:space="preserve">GetParticipantROI</w:t>
+            </w:r>
+            <w:r>
+              <w:t xml:space="preserve"> </w:t>
+            </w:r>
+            <w:r>
+              <w:t xml:space="preserve">(ROI% + break-even days, typed unknown-participant error).</w:t>
             </w:r>
           </w:p>
         </w:tc>
@@ -3198,6 +3336,63 @@
             </w:r>
             <w:r>
               <w:t xml:space="preserve">+ SHA-256 verification proving a model file is really present on disk; truncated / missing / mismatch all fail.</w:t>
+            </w:r>
+          </w:p>
+        </w:tc>
+      </w:tr>
+      <w:tr>
+        <w:tc>
+          <w:tcPr/>
+          <w:p>
+            <w:pPr>
+              <w:pStyle w:val="Compact"/>
+            </w:pPr>
+            <w:r>
+              <w:rPr>
+                <w:rStyle w:val="VerbatimChar"/>
+              </w:rPr>
+              <w:t xml:space="preserve">exportcontrol</w:t>
+            </w:r>
+          </w:p>
+        </w:tc>
+        <w:tc>
+          <w:tcPr/>
+          <w:p>
+            <w:pPr>
+              <w:pStyle w:val="Compact"/>
+            </w:pPr>
+            <w:r>
+              <w:t xml:space="preserve">Export-control / country-code KYC gate on node onboarding: a controlled GPU (</w:t>
+            </w:r>
+            <w:r>
+              <w:rPr>
+                <w:rStyle w:val="VerbatimChar"/>
+              </w:rPr>
+              <w:t xml:space="preserve">H100</w:t>
+            </w:r>
+            <w:r>
+              <w:t xml:space="preserve">/</w:t>
+            </w:r>
+            <w:r>
+              <w:rPr>
+                <w:rStyle w:val="VerbatimChar"/>
+              </w:rPr>
+              <w:t xml:space="preserve">A100</w:t>
+            </w:r>
+            <w:r>
+              <w:t xml:space="preserve">) from a Tier-3 (embargoed) or unknown jurisdiction is rejected with</w:t>
+            </w:r>
+            <w:r>
+              <w:t xml:space="preserve"> </w:t>
+            </w:r>
+            <w:r>
+              <w:rPr>
+                <w:rStyle w:val="VerbatimChar"/>
+              </w:rPr>
+              <w:t xml:space="preserve">ErrExportDenied</w:t>
+            </w:r>
+            <w:r>
+              <w:t xml:space="preserve">; Tier-1 is allowed.</w:t>
             </w:r>
           </w:p>
         </w:tc>

--- a/docs/export/FOUNDATION_PACKAGES.docx
+++ b/docs/export/FOUNDATION_PACKAGES.docx
@@ -2075,6 +2075,33 @@
               <w:rPr>
                 <w:rStyle w:val="VerbatimChar"/>
               </w:rPr>
+              <w:t xml:space="preserve">carbonsched</w:t>
+            </w:r>
+          </w:p>
+        </w:tc>
+        <w:tc>
+          <w:tcPr/>
+          <w:p>
+            <w:pPr>
+              <w:pStyle w:val="Compact"/>
+            </w:pPr>
+            <w:r>
+              <w:t xml:space="preserve">Carbon-aware job placement: selects the lowest-carbon-intensity latency-eligible region (deterministic name tiebreak) with per-job kWh / gCO2 metering.</w:t>
+            </w:r>
+          </w:p>
+        </w:tc>
+      </w:tr>
+      <w:tr>
+        <w:tc>
+          <w:tcPr/>
+          <w:p>
+            <w:pPr>
+              <w:pStyle w:val="Compact"/>
+            </w:pPr>
+            <w:r>
+              <w:rPr>
+                <w:rStyle w:val="VerbatimChar"/>
+              </w:rPr>
               <w:t xml:space="preserve">economics</w:t>
             </w:r>
           </w:p>
@@ -3393,6 +3420,144 @@
             </w:r>
             <w:r>
               <w:t xml:space="preserve">; Tier-1 is allowed.</w:t>
+            </w:r>
+          </w:p>
+        </w:tc>
+      </w:tr>
+      <w:tr>
+        <w:tc>
+          <w:tcPr/>
+          <w:p>
+            <w:pPr>
+              <w:pStyle w:val="Compact"/>
+            </w:pPr>
+            <w:r>
+              <w:rPr>
+                <w:rStyle w:val="VerbatimChar"/>
+              </w:rPr>
+              <w:t xml:space="preserve">hybridkex</w:t>
+            </w:r>
+          </w:p>
+        </w:tc>
+        <w:tc>
+          <w:tcPr/>
+          <w:p>
+            <w:pPr>
+              <w:pStyle w:val="Compact"/>
+            </w:pPr>
+            <w:r>
+              <w:t xml:space="preserve">Hybrid post-quantum key exchange combining X25519 (</w:t>
+            </w:r>
+            <w:r>
+              <w:rPr>
+                <w:rStyle w:val="VerbatimChar"/>
+              </w:rPr>
+              <w:t xml:space="preserve">crypto/ecdh</w:t>
+            </w:r>
+            <w:r>
+              <w:t xml:space="preserve">) + ML-KEM-768 (</w:t>
+            </w:r>
+            <w:r>
+              <w:rPr>
+                <w:rStyle w:val="VerbatimChar"/>
+              </w:rPr>
+              <w:t xml:space="preserve">crypto/mlkem</w:t>
+            </w:r>
+            <w:r>
+              <w:t xml:space="preserve">) shared secrets via HKDF-SHA256 (negotiated group</w:t>
+            </w:r>
+            <w:r>
+              <w:t xml:space="preserve"> </w:t>
+            </w:r>
+            <w:r>
+              <w:rPr>
+                <w:rStyle w:val="VerbatimChar"/>
+              </w:rPr>
+              <w:t xml:space="preserve">X25519MLKEM768</w:t>
+            </w:r>
+            <w:r>
+              <w:t xml:space="preserve">); both parties derive an identical 32-byte key, and a tampered ML-KEM ciphertext yields a non-matching key.</w:t>
+            </w:r>
+          </w:p>
+        </w:tc>
+      </w:tr>
+      <w:tr>
+        <w:tc>
+          <w:tcPr/>
+          <w:p>
+            <w:pPr>
+              <w:pStyle w:val="Compact"/>
+            </w:pPr>
+            <w:r>
+              <w:rPr>
+                <w:rStyle w:val="VerbatimChar"/>
+              </w:rPr>
+              <w:t xml:space="preserve">compliancedoc</w:t>
+            </w:r>
+          </w:p>
+        </w:tc>
+        <w:tc>
+          <w:tcPr/>
+          <w:p>
+            <w:pPr>
+              <w:pStyle w:val="Compact"/>
+            </w:pPr>
+            <w:r>
+              <w:t xml:space="preserve">EU AI Act compliance-documentation pipeline: generates a model card + technical-documentation artifact from attestation-log records with a SHA-256 provenance hash bound to the record content; empty logs →</w:t>
+            </w:r>
+            <w:r>
+              <w:t xml:space="preserve"> </w:t>
+            </w:r>
+            <w:r>
+              <w:rPr>
+                <w:rStyle w:val="VerbatimChar"/>
+              </w:rPr>
+              <w:t xml:space="preserve">ErrNoAttestations</w:t>
+            </w:r>
+            <w:r>
+              <w:t xml:space="preserve">.</w:t>
+            </w:r>
+          </w:p>
+        </w:tc>
+      </w:tr>
+      <w:tr>
+        <w:tc>
+          <w:tcPr/>
+          <w:p>
+            <w:pPr>
+              <w:pStyle w:val="Compact"/>
+            </w:pPr>
+            <w:r>
+              <w:rPr>
+                <w:rStyle w:val="VerbatimChar"/>
+              </w:rPr>
+              <w:t xml:space="preserve">gpuattest</w:t>
+            </w:r>
+            <w:r>
+              <w:t xml:space="preserve"> </w:t>
+            </w:r>
+            <w:r>
+              <w:t xml:space="preserve">(</w:t>
+            </w:r>
+            <w:r>
+              <w:rPr>
+                <w:rStyle w:val="VerbatimChar"/>
+              </w:rPr>
+              <w:t xml:space="preserve">multigpu.go</w:t>
+            </w:r>
+            <w:r>
+              <w:t xml:space="preserve">)</w:t>
+            </w:r>
+          </w:p>
+        </w:tc>
+        <w:tc>
+          <w:tcPr/>
+          <w:p>
+            <w:pPr>
+              <w:pStyle w:val="Compact"/>
+            </w:pPr>
+            <w:r>
+              <w:t xml:space="preserve">Multi-GPU node enumeration: an N-GPU node descriptor yields N distinct, independently-verifiable per-device attestation proofs keyed by GPU UUID; rejects duplicate/empty descriptors.</w:t>
             </w:r>
           </w:p>
         </w:tc>

--- a/docs/export/FOUNDATION_PACKAGES.docx
+++ b/docs/export/FOUNDATION_PACKAGES.docx
@@ -2102,6 +2102,39 @@
               <w:rPr>
                 <w:rStyle w:val="VerbatimChar"/>
               </w:rPr>
+              <w:t xml:space="preserve">workloadrouter</w:t>
+            </w:r>
+          </w:p>
+        </w:tc>
+        <w:tc>
+          <w:tcPr/>
+          <w:p>
+            <w:pPr>
+              <w:pStyle w:val="Compact"/>
+            </w:pPr>
+            <w:r>
+              <w:rPr>
+                <w:rStyle w:val="VerbatimChar"/>
+              </w:rPr>
+              <w:t xml:space="preserve">UnifiedManager.RouteWorkload</w:t>
+            </w:r>
+            <w:r>
+              <w:t xml:space="preserve">: concurrent per-marketplace price probes + a weighted composite score (inverse price/latency, health) with a TEE multiplier re-ranking confidential offers when the workload requires a TEE.</w:t>
+            </w:r>
+          </w:p>
+        </w:tc>
+      </w:tr>
+      <w:tr>
+        <w:tc>
+          <w:tcPr/>
+          <w:p>
+            <w:pPr>
+              <w:pStyle w:val="Compact"/>
+            </w:pPr>
+            <w:r>
+              <w:rPr>
+                <w:rStyle w:val="VerbatimChar"/>
+              </w:rPr>
               <w:t xml:space="preserve">economics</w:t>
             </w:r>
           </w:p>
@@ -4043,7 +4076,8 @@
     <w:tbl>
       <w:tblPr>
         <w:tblStyle w:val="Table"/>
-        <w:tblW w:type="auto" w:w="0"/>
+        <w:tblW w:type="pct" w:w="5000"/>
+        <w:tblLayout w:type="fixed"/>
         <w:tblLook w:firstRow="1" w:lastRow="0" w:firstColumn="0" w:lastColumn="0" w:noHBand="0" w:noVBand="0" w:val="0020"/>
       </w:tblPr>
       <w:tblGrid>
@@ -4099,7 +4133,82 @@
               <w:pStyle w:val="Compact"/>
             </w:pPr>
             <w:r>
-              <w:t xml:space="preserve">Metrics collection.</w:t>
+              <w:t xml:space="preserve">Metrics collection (Prometheus-text</w:t>
+            </w:r>
+            <w:r>
+              <w:t xml:space="preserve"> </w:t>
+            </w:r>
+            <w:r>
+              <w:rPr>
+                <w:rStyle w:val="VerbatimChar"/>
+              </w:rPr>
+              <w:t xml:space="preserve">NodeCollector</w:t>
+            </w:r>
+            <w:r>
+              <w:t xml:space="preserve">); plus</w:t>
+            </w:r>
+            <w:r>
+              <w:t xml:space="preserve"> </w:t>
+            </w:r>
+            <w:r>
+              <w:rPr>
+                <w:rStyle w:val="VerbatimChar"/>
+              </w:rPr>
+              <w:t xml:space="preserve">TierMetrics</w:t>
+            </w:r>
+            <w:r>
+              <w:t xml:space="preserve"> </w:t>
+            </w:r>
+            <w:r>
+              <w:t xml:space="preserve">(</w:t>
+            </w:r>
+            <w:r>
+              <w:rPr>
+                <w:rStyle w:val="VerbatimChar"/>
+              </w:rPr>
+              <w:t xml:space="preserve">tiermetrics.go</w:t>
+            </w:r>
+            <w:r>
+              <w:t xml:space="preserve">) exposing</w:t>
+            </w:r>
+            <w:r>
+              <w:t xml:space="preserve"> </w:t>
+            </w:r>
+            <w:r>
+              <w:rPr>
+                <w:rStyle w:val="VerbatimChar"/>
+              </w:rPr>
+              <w:t xml:space="preserve">gpu_tier_utilization</w:t>
+            </w:r>
+            <w:r>
+              <w:t xml:space="preserve">,</w:t>
+            </w:r>
+            <w:r>
+              <w:t xml:space="preserve"> </w:t>
+            </w:r>
+            <w:r>
+              <w:rPr>
+                <w:rStyle w:val="VerbatimChar"/>
+              </w:rPr>
+              <w:t xml:space="preserve">gpu_cost_per_hour</w:t>
+            </w:r>
+            <w:r>
+              <w:t xml:space="preserve">, and</w:t>
+            </w:r>
+            <w:r>
+              <w:t xml:space="preserve"> </w:t>
+            </w:r>
+            <w:r>
+              <w:rPr>
+                <w:rStyle w:val="VerbatimChar"/>
+              </w:rPr>
+              <w:t xml:space="preserve">provider_health</w:t>
+            </w:r>
+            <w:r>
+              <w:t xml:space="preserve"> </w:t>
+            </w:r>
+            <w:r>
+              <w:t xml:space="preserve">series with deterministic ordering and concurrent-safe setters.</w:t>
             </w:r>
           </w:p>
         </w:tc>

--- a/docs/export/FOUNDATION_PACKAGES.docx
+++ b/docs/export/FOUNDATION_PACKAGES.docx
@@ -4058,6 +4058,111 @@
             </w:pPr>
             <w:r>
               <w:t xml:space="preserve">Claude Messages / OpenAI Responses-API request and response shape adapters to OpenAI chat-completions, preserving tool-call order.</w:t>
+            </w:r>
+          </w:p>
+        </w:tc>
+      </w:tr>
+      <w:tr>
+        <w:tc>
+          <w:tcPr/>
+          <w:p>
+            <w:pPr>
+              <w:pStyle w:val="Compact"/>
+            </w:pPr>
+            <w:r>
+              <w:rPr>
+                <w:rStyle w:val="VerbatimChar"/>
+              </w:rPr>
+              <w:t xml:space="preserve">marketplaceadapter</w:t>
+            </w:r>
+          </w:p>
+        </w:tc>
+        <w:tc>
+          <w:tcPr/>
+          <w:p>
+            <w:pPr>
+              <w:pStyle w:val="Compact"/>
+            </w:pPr>
+            <w:r>
+              <w:rPr>
+                <w:rStyle w:val="VerbatimChar"/>
+              </w:rPr>
+              <w:t xml:space="preserve">MarketplaceAdapter</w:t>
+            </w:r>
+            <w:r>
+              <w:t xml:space="preserve"> </w:t>
+            </w:r>
+            <w:r>
+              <w:t xml:space="preserve">interface (</w:t>
+            </w:r>
+            <w:r>
+              <w:rPr>
+                <w:rStyle w:val="VerbatimChar"/>
+              </w:rPr>
+              <w:t xml:space="preserve">Name</w:t>
+            </w:r>
+            <w:r>
+              <w:t xml:space="preserve">/</w:t>
+            </w:r>
+            <w:r>
+              <w:rPr>
+                <w:rStyle w:val="VerbatimChar"/>
+              </w:rPr>
+              <w:t xml:space="preserve">GetCurrentPricing</w:t>
+            </w:r>
+            <w:r>
+              <w:t xml:space="preserve">/</w:t>
+            </w:r>
+            <w:r>
+              <w:rPr>
+                <w:rStyle w:val="VerbatimChar"/>
+              </w:rPr>
+              <w:t xml:space="preserve">SubmitWork</w:t>
+            </w:r>
+            <w:r>
+              <w:t xml:space="preserve">) with a</w:t>
+            </w:r>
+            <w:r>
+              <w:t xml:space="preserve"> </w:t>
+            </w:r>
+            <w:r>
+              <w:rPr>
+                <w:rStyle w:val="VerbatimChar"/>
+              </w:rPr>
+              <w:t xml:space="preserve">Name()</w:t>
+            </w:r>
+            <w:r>
+              <w:t xml:space="preserve">-keyed dispatch</w:t>
+            </w:r>
+            <w:r>
+              <w:t xml:space="preserve"> </w:t>
+            </w:r>
+            <w:r>
+              <w:rPr>
+                <w:rStyle w:val="VerbatimChar"/>
+              </w:rPr>
+              <w:t xml:space="preserve">Registry</w:t>
+            </w:r>
+            <w:r>
+              <w:t xml:space="preserve"> </w:t>
+            </w:r>
+            <w:r>
+              <w:t xml:space="preserve">and an HTTP-backed</w:t>
+            </w:r>
+            <w:r>
+              <w:t xml:space="preserve"> </w:t>
+            </w:r>
+            <w:r>
+              <w:rPr>
+                <w:rStyle w:val="VerbatimChar"/>
+              </w:rPr>
+              <w:t xml:space="preserve">ChutesAdapter</w:t>
+            </w:r>
+            <w:r>
+              <w:t xml:space="preserve"> </w:t>
+            </w:r>
+            <w:r>
+              <w:t xml:space="preserve">(non-2xx rejected); routes work to the named marketplace.</w:t>
             </w:r>
           </w:p>
         </w:tc>

--- a/docs/export/FOUNDATION_PACKAGES.docx
+++ b/docs/export/FOUNDATION_PACKAGES.docx
@@ -3510,6 +3510,66 @@
             </w:r>
             <w:r>
               <w:t xml:space="preserve">); both parties derive an identical 32-byte key, and a tampered ML-KEM ciphertext yields a non-matching key.</w:t>
+            </w:r>
+          </w:p>
+        </w:tc>
+      </w:tr>
+      <w:tr>
+        <w:tc>
+          <w:tcPr/>
+          <w:p>
+            <w:pPr>
+              <w:pStyle w:val="Compact"/>
+            </w:pPr>
+            <w:r>
+              <w:rPr>
+                <w:rStyle w:val="VerbatimChar"/>
+              </w:rPr>
+              <w:t xml:space="preserve">e2eebench</w:t>
+            </w:r>
+          </w:p>
+        </w:tc>
+        <w:tc>
+          <w:tcPr/>
+          <w:p>
+            <w:pPr>
+              <w:pStyle w:val="Compact"/>
+            </w:pPr>
+            <w:r>
+              <w:rPr>
+                <w:rStyle w:val="VerbatimChar"/>
+              </w:rPr>
+              <w:t xml:space="preserve">MeasureHandshakeLatency</w:t>
+            </w:r>
+            <w:r>
+              <w:t xml:space="preserve"> </w:t>
+            </w:r>
+            <w:r>
+              <w:t xml:space="preserve">benchmarks the</w:t>
+            </w:r>
+            <w:r>
+              <w:t xml:space="preserve"> </w:t>
+            </w:r>
+            <w:r>
+              <w:rPr>
+                <w:rStyle w:val="VerbatimChar"/>
+              </w:rPr>
+              <w:t xml:space="preserve">hybridkex</w:t>
+            </w:r>
+            <w:r>
+              <w:t xml:space="preserve"> </w:t>
+            </w:r>
+            <w:r>
+              <w:t xml:space="preserve">full handshake (median + P95 over many iterations), proving median &lt; 1ms on host and enforcing per-iteration key agreement (</w:t>
+            </w:r>
+            <w:r>
+              <w:rPr>
+                <w:rStyle w:val="VerbatimChar"/>
+              </w:rPr>
+              <w:t xml:space="preserve">ErrKeyDisagreement</w:t>
+            </w:r>
+            <w:r>
+              <w:t xml:space="preserve">).</w:t>
             </w:r>
           </w:p>
         </w:tc>

--- a/docs/export/FOUNDATION_PACKAGES.docx
+++ b/docs/export/FOUNDATION_PACKAGES.docx
@@ -473,6 +473,141 @@
           </w:p>
         </w:tc>
       </w:tr>
+      <w:tr>
+        <w:tc>
+          <w:tcPr/>
+          <w:p>
+            <w:pPr>
+              <w:pStyle w:val="Compact"/>
+            </w:pPr>
+            <w:r>
+              <w:rPr>
+                <w:rStyle w:val="VerbatimChar"/>
+              </w:rPr>
+              <w:t xml:space="preserve">multiraft</w:t>
+            </w:r>
+          </w:p>
+        </w:tc>
+        <w:tc>
+          <w:tcPr/>
+          <w:p>
+            <w:pPr>
+              <w:pStyle w:val="Compact"/>
+            </w:pPr>
+            <w:r>
+              <w:rPr>
+                <w:rStyle w:val="VerbatimChar"/>
+              </w:rPr>
+              <w:t xml:space="preserve">MultiRaftManager</w:t>
+            </w:r>
+            <w:r>
+              <w:t xml:space="preserve"> </w:t>
+            </w:r>
+            <w:r>
+              <w:t xml:space="preserve">partitioning cluster state into independent per-shard</w:t>
+            </w:r>
+            <w:r>
+              <w:t xml:space="preserve"> </w:t>
+            </w:r>
+            <w:r>
+              <w:rPr>
+                <w:rStyle w:val="VerbatimChar"/>
+              </w:rPr>
+              <w:t xml:space="preserve">go.etcd.io/raft/v3</w:t>
+            </w:r>
+            <w:r>
+              <w:t xml:space="preserve"> </w:t>
+            </w:r>
+            <w:r>
+              <w:t xml:space="preserve">groups (own leader each) with per-shard</w:t>
+            </w:r>
+            <w:r>
+              <w:t xml:space="preserve"> </w:t>
+            </w:r>
+            <w:r>
+              <w:rPr>
+                <w:rStyle w:val="VerbatimChar"/>
+              </w:rPr>
+              <w:t xml:space="preserve">Propose</w:t>
+            </w:r>
+            <w:r>
+              <w:t xml:space="preserve"> </w:t>
+            </w:r>
+            <w:r>
+              <w:t xml:space="preserve">routing and an in-process</w:t>
+            </w:r>
+            <w:r>
+              <w:t xml:space="preserve"> </w:t>
+            </w:r>
+            <w:r>
+              <w:rPr>
+                <w:rStyle w:val="VerbatimChar"/>
+              </w:rPr>
+              <w:t xml:space="preserve">RaftTransport</w:t>
+            </w:r>
+            <w:r>
+              <w:t xml:space="preserve">; write throughput scales with shard count instead of hitting the single-leader ceiling, and a shard re-elects on leader loss while others keep committing.</w:t>
+            </w:r>
+          </w:p>
+        </w:tc>
+      </w:tr>
+      <w:tr>
+        <w:tc>
+          <w:tcPr/>
+          <w:p>
+            <w:pPr>
+              <w:pStyle w:val="Compact"/>
+            </w:pPr>
+            <w:r>
+              <w:rPr>
+                <w:rStyle w:val="VerbatimChar"/>
+              </w:rPr>
+              <w:t xml:space="preserve">stonith</w:t>
+            </w:r>
+          </w:p>
+        </w:tc>
+        <w:tc>
+          <w:tcPr/>
+          <w:p>
+            <w:pPr>
+              <w:pStyle w:val="Compact"/>
+            </w:pPr>
+            <w:r>
+              <w:t xml:space="preserve">Shoot-The-Other-Node-In-The-Head fencing: a</w:t>
+            </w:r>
+            <w:r>
+              <w:t xml:space="preserve"> </w:t>
+            </w:r>
+            <w:r>
+              <w:rPr>
+                <w:rStyle w:val="VerbatimChar"/>
+              </w:rPr>
+              <w:t xml:space="preserve">FencingAgent</w:t>
+            </w:r>
+            <w:r>
+              <w:t xml:space="preserve"> </w:t>
+            </w:r>
+            <w:r>
+              <w:t xml:space="preserve">interface with IPMI / AWS-EC2 / Azure-ARM / SBD-shared-disk / NoOp drivers and a</w:t>
+            </w:r>
+            <w:r>
+              <w:t xml:space="preserve"> </w:t>
+            </w:r>
+            <w:r>
+              <w:rPr>
+                <w:rStyle w:val="VerbatimChar"/>
+              </w:rPr>
+              <w:t xml:space="preserve">MultiLevelFencer</w:t>
+            </w:r>
+            <w:r>
+              <w:t xml:space="preserve"> </w:t>
+            </w:r>
+            <w:r>
+              <w:t xml:space="preserve">multi-level fallback, with sink-side fence confirmation (target reachable→unreachable).</w:t>
+            </w:r>
+          </w:p>
+        </w:tc>
+      </w:tr>
     </w:tbl>
     <w:bookmarkEnd w:id="9"/>
     <w:bookmarkStart w:id="10" w:name="membership-discovery"/>
@@ -2340,6 +2475,42 @@
           </w:p>
         </w:tc>
       </w:tr>
+      <w:tr>
+        <w:tc>
+          <w:tcPr/>
+          <w:p>
+            <w:pPr>
+              <w:pStyle w:val="Compact"/>
+            </w:pPr>
+            <w:r>
+              <w:rPr>
+                <w:rStyle w:val="VerbatimChar"/>
+              </w:rPr>
+              <w:t xml:space="preserve">deviceplugin</w:t>
+            </w:r>
+          </w:p>
+        </w:tc>
+        <w:tc>
+          <w:tcPr/>
+          <w:p>
+            <w:pPr>
+              <w:pStyle w:val="Compact"/>
+            </w:pPr>
+            <w:r>
+              <w:t xml:space="preserve">Nomad/K8s-style gRPC device-plugin / GRES fingerprinting framework: device plugins register over real gRPC reporting model / memory / driver / PCIe / capabilities / health / utilization; the registry parses GRES descriptors (</w:t>
+            </w:r>
+            <w:r>
+              <w:rPr>
+                <w:rStyle w:val="VerbatimChar"/>
+              </w:rPr>
+              <w:t xml:space="preserve">gpu:rtx3080:1,memory:10Gi</w:t>
+            </w:r>
+            <w:r>
+              <w:t xml:space="preserve">), atomically applies fingerprints, allocates by request, and rejects oversubscription beyond reported device count.</w:t>
+            </w:r>
+          </w:p>
+        </w:tc>
+      </w:tr>
     </w:tbl>
     <w:bookmarkEnd w:id="13"/>
     <w:bookmarkStart w:id="14" w:name="federation-multi-cluster"/>
@@ -4040,6 +4211,90 @@
             </w:pPr>
             <w:r>
               <w:t xml:space="preserve">Purpose</w:t>
+            </w:r>
+          </w:p>
+        </w:tc>
+      </w:tr>
+      <w:tr>
+        <w:tc>
+          <w:tcPr/>
+          <w:p>
+            <w:pPr>
+              <w:pStyle w:val="Compact"/>
+            </w:pPr>
+            <w:r>
+              <w:rPr>
+                <w:rStyle w:val="VerbatimChar"/>
+              </w:rPr>
+              <w:t xml:space="preserve">chutes</w:t>
+            </w:r>
+          </w:p>
+        </w:tc>
+        <w:tc>
+          <w:tcPr/>
+          <w:p>
+            <w:pPr>
+              <w:pStyle w:val="Compact"/>
+            </w:pPr>
+            <w:r>
+              <w:t xml:space="preserve">Chutes inference client + attestation + E2EE envelope/stream, plus</w:t>
+            </w:r>
+            <w:r>
+              <w:t xml:space="preserve"> </w:t>
+            </w:r>
+            <w:r>
+              <w:rPr>
+                <w:rStyle w:val="VerbatimChar"/>
+              </w:rPr>
+              <w:t xml:space="preserve">ChutesMinerConfig</w:t>
+            </w:r>
+            <w:r>
+              <w:t xml:space="preserve"> </w:t>
+            </w:r>
+            <w:r>
+              <w:t xml:space="preserve">/</w:t>
+            </w:r>
+            <w:r>
+              <w:t xml:space="preserve"> </w:t>
+            </w:r>
+            <w:r>
+              <w:rPr>
+                <w:rStyle w:val="VerbatimChar"/>
+              </w:rPr>
+              <w:t xml:space="preserve">ValidatorConfig</w:t>
+            </w:r>
+            <w:r>
+              <w:t xml:space="preserve"> </w:t>
+            </w:r>
+            <w:r>
+              <w:t xml:space="preserve">deployment descriptors with</w:t>
+            </w:r>
+            <w:r>
+              <w:t xml:space="preserve"> </w:t>
+            </w:r>
+            <w:r>
+              <w:rPr>
+                <w:rStyle w:val="VerbatimChar"/>
+              </w:rPr>
+              <w:t xml:space="preserve">Validate()</w:t>
+            </w:r>
+            <w:r>
+              <w:t xml:space="preserve"> </w:t>
+            </w:r>
+            <w:r>
+              <w:t xml:space="preserve">invariants (non-empty IDs/hotkeys,</w:t>
+            </w:r>
+            <w:r>
+              <w:t xml:space="preserve"> </w:t>
+            </w:r>
+            <w:r>
+              <w:rPr>
+                <w:rStyle w:val="VerbatimChar"/>
+              </w:rPr>
+              <w:t xml:space="preserve">GPUCount&gt;0</w:t>
+            </w:r>
+            <w:r>
+              <w:t xml:space="preserve">, non-negative cost, TEE consistency).</w:t>
             </w:r>
           </w:p>
         </w:tc>

--- a/docs/export/FOUNDATION_PACKAGES.docx
+++ b/docs/export/FOUNDATION_PACKAGES.docx
@@ -546,7 +546,94 @@
               <w:t xml:space="preserve">RaftTransport</w:t>
             </w:r>
             <w:r>
-              <w:t xml:space="preserve">; write throughput scales with shard count instead of hitting the single-leader ceiling, and a shard re-elects on leader loss while others keep committing.</w:t>
+              <w:t xml:space="preserve">; write throughput scales with shard count instead of hitting the single-leader ceiling, and a shard re-elects on leader loss while others keep committing. Includes a</w:t>
+            </w:r>
+            <w:r>
+              <w:t xml:space="preserve"> </w:t>
+            </w:r>
+            <w:r>
+              <w:rPr>
+                <w:rStyle w:val="VerbatimChar"/>
+              </w:rPr>
+              <w:t xml:space="preserve">LeaseTracker</w:t>
+            </w:r>
+            <w:r>
+              <w:t xml:space="preserve"> </w:t>
+            </w:r>
+            <w:r>
+              <w:t xml:space="preserve">for CockroachDB-style leaseholder local reads (no Raft round-trip; follower reads route via</w:t>
+            </w:r>
+            <w:r>
+              <w:t xml:space="preserve"> </w:t>
+            </w:r>
+            <w:r>
+              <w:rPr>
+                <w:rStyle w:val="VerbatimChar"/>
+              </w:rPr>
+              <w:t xml:space="preserve">RaftTransport.SendRead</w:t>
+            </w:r>
+            <w:r>
+              <w:t xml:space="preserve">; lease expiry re-routes the fast path).</w:t>
+            </w:r>
+          </w:p>
+        </w:tc>
+      </w:tr>
+      <w:tr>
+        <w:tc>
+          <w:tcPr/>
+          <w:p>
+            <w:pPr>
+              <w:pStyle w:val="Compact"/>
+            </w:pPr>
+            <w:r>
+              <w:rPr>
+                <w:rStyle w:val="VerbatimChar"/>
+              </w:rPr>
+              <w:t xml:space="preserve">kraft</w:t>
+            </w:r>
+          </w:p>
+        </w:tc>
+        <w:tc>
+          <w:tcPr/>
+          <w:p>
+            <w:pPr>
+              <w:pStyle w:val="Compact"/>
+            </w:pPr>
+            <w:r>
+              <w:t xml:space="preserve">KRaft-style self-managed Raft metadata quorum (</w:t>
+            </w:r>
+            <w:r>
+              <w:rPr>
+                <w:rStyle w:val="VerbatimChar"/>
+              </w:rPr>
+              <w:t xml:space="preserve">go.etcd.io/raft/v3</w:t>
+            </w:r>
+            <w:r>
+              <w:t xml:space="preserve">, no ZooKeeper): replicated</w:t>
+            </w:r>
+            <w:r>
+              <w:t xml:space="preserve"> </w:t>
+            </w:r>
+            <w:r>
+              <w:rPr>
+                <w:rStyle w:val="VerbatimChar"/>
+              </w:rPr>
+              <w:t xml:space="preserve">CreateTopic</w:t>
+            </w:r>
+            <w:r>
+              <w:t xml:space="preserve">/</w:t>
+            </w:r>
+            <w:r>
+              <w:rPr>
+                <w:rStyle w:val="VerbatimChar"/>
+              </w:rPr>
+              <w:t xml:space="preserve">ListTopics</w:t>
+            </w:r>
+            <w:r>
+              <w:t xml:space="preserve"> </w:t>
+            </w:r>
+            <w:r>
+              <w:t xml:space="preserve">+ partition-leader assignment via a controller quorum, with controller election and controller-loss failover.</w:t>
             </w:r>
           </w:p>
         </w:tc>
@@ -3979,6 +4066,87 @@
             </w:pPr>
             <w:r>
               <w:t xml:space="preserve">FoundationDB-style deterministic simulation testing, BUGGIFY fault macros, network simulation.</w:t>
+            </w:r>
+          </w:p>
+        </w:tc>
+      </w:tr>
+      <w:tr>
+        <w:tc>
+          <w:tcPr/>
+          <w:p>
+            <w:pPr>
+              <w:pStyle w:val="Compact"/>
+            </w:pPr>
+            <w:r>
+              <w:rPr>
+                <w:rStyle w:val="VerbatimChar"/>
+              </w:rPr>
+              <w:t xml:space="preserve">dst</w:t>
+            </w:r>
+          </w:p>
+        </w:tc>
+        <w:tc>
+          <w:tcPr/>
+          <w:p>
+            <w:pPr>
+              <w:pStyle w:val="Compact"/>
+            </w:pPr>
+            <w:r>
+              <w:t xml:space="preserve">Standalone FoundationDB-style deterministic simulation harness: single-threaded seeded-RNG event loop with injectable network (drop/delay/reorder) / disk (fault/stall) / logical clock; same seed yields a byte-for-byte identical trace and exact failure replay (independent of</w:t>
+            </w:r>
+            <w:r>
+              <w:t xml:space="preserve"> </w:t>
+            </w:r>
+            <w:r>
+              <w:rPr>
+                <w:rStyle w:val="VerbatimChar"/>
+              </w:rPr>
+              <w:t xml:space="preserve">testing/dst</w:t>
+            </w:r>
+            <w:r>
+              <w:t xml:space="preserve">).</w:t>
+            </w:r>
+          </w:p>
+        </w:tc>
+      </w:tr>
+      <w:tr>
+        <w:tc>
+          <w:tcPr/>
+          <w:p>
+            <w:pPr>
+              <w:pStyle w:val="Compact"/>
+            </w:pPr>
+            <w:r>
+              <w:rPr>
+                <w:rStyle w:val="VerbatimChar"/>
+              </w:rPr>
+              <w:t xml:space="preserve">porcupine</w:t>
+            </w:r>
+          </w:p>
+        </w:tc>
+        <w:tc>
+          <w:tcPr/>
+          <w:p>
+            <w:pPr>
+              <w:pStyle w:val="Compact"/>
+            </w:pPr>
+            <w:r>
+              <w:t xml:space="preserve">Self-contained WGL linearizability checker + concurrent history recorder:</w:t>
+            </w:r>
+            <w:r>
+              <w:t xml:space="preserve"> </w:t>
+            </w:r>
+            <w:r>
+              <w:rPr>
+                <w:rStyle w:val="VerbatimChar"/>
+              </w:rPr>
+              <w:t xml:space="preserve">CheckOperations(model, history)</w:t>
+            </w:r>
+            <w:r>
+              <w:t xml:space="preserve"> </w:t>
+            </w:r>
+            <w:r>
+              <w:t xml:space="preserve">returns linearizable PASS / FAIL with the violating operation; verifies distributed-op histories under fault injection.</w:t>
             </w:r>
           </w:p>
         </w:tc>

--- a/docs/export/FOUNDATION_PACKAGES.docx
+++ b/docs/export/FOUNDATION_PACKAGES.docx
@@ -4796,7 +4796,82 @@
               <w:t xml:space="preserve"> </w:t>
             </w:r>
             <w:r>
-              <w:t xml:space="preserve">series with deterministic ordering and concurrent-safe setters.</w:t>
+              <w:t xml:space="preserve">series, and</w:t>
+            </w:r>
+            <w:r>
+              <w:t xml:space="preserve"> </w:t>
+            </w:r>
+            <w:r>
+              <w:rPr>
+                <w:rStyle w:val="VerbatimChar"/>
+              </w:rPr>
+              <w:t xml:space="preserve">EarningsMetrics</w:t>
+            </w:r>
+            <w:r>
+              <w:t xml:space="preserve"> </w:t>
+            </w:r>
+            <w:r>
+              <w:t xml:space="preserve">(</w:t>
+            </w:r>
+            <w:r>
+              <w:rPr>
+                <w:rStyle w:val="VerbatimChar"/>
+              </w:rPr>
+              <w:t xml:space="preserve">earningsmetrics.go</w:t>
+            </w:r>
+            <w:r>
+              <w:t xml:space="preserve">) exposing</w:t>
+            </w:r>
+            <w:r>
+              <w:t xml:space="preserve"> </w:t>
+            </w:r>
+            <w:r>
+              <w:rPr>
+                <w:rStyle w:val="VerbatimChar"/>
+              </w:rPr>
+              <w:t xml:space="preserve">tao_earnings_total</w:t>
+            </w:r>
+            <w:r>
+              <w:t xml:space="preserve">,</w:t>
+            </w:r>
+            <w:r>
+              <w:t xml:space="preserve"> </w:t>
+            </w:r>
+            <w:r>
+              <w:rPr>
+                <w:rStyle w:val="VerbatimChar"/>
+              </w:rPr>
+              <w:t xml:space="preserve">graval_attestation_status</w:t>
+            </w:r>
+            <w:r>
+              <w:t xml:space="preserve">,</w:t>
+            </w:r>
+            <w:r>
+              <w:t xml:space="preserve"> </w:t>
+            </w:r>
+            <w:r>
+              <w:rPr>
+                <w:rStyle w:val="VerbatimChar"/>
+              </w:rPr>
+              <w:t xml:space="preserve">token_throughput</w:t>
+            </w:r>
+            <w:r>
+              <w:t xml:space="preserve">, and</w:t>
+            </w:r>
+            <w:r>
+              <w:t xml:space="preserve"> </w:t>
+            </w:r>
+            <w:r>
+              <w:rPr>
+                <w:rStyle w:val="VerbatimChar"/>
+              </w:rPr>
+              <w:t xml:space="preserve">gpu_utilization</w:t>
+            </w:r>
+            <w:r>
+              <w:t xml:space="preserve"> </w:t>
+            </w:r>
+            <w:r>
+              <w:t xml:space="preserve">series — all with deterministic ordering and concurrent-safe setters.</w:t>
             </w:r>
           </w:p>
         </w:tc>

--- a/docs/export/FOUNDATION_PACKAGES.docx
+++ b/docs/export/FOUNDATION_PACKAGES.docx
@@ -4463,6 +4463,102 @@
             </w:r>
             <w:r>
               <w:t xml:space="preserve">, non-negative cost, TEE consistency).</w:t>
+            </w:r>
+          </w:p>
+        </w:tc>
+      </w:tr>
+      <w:tr>
+        <w:tc>
+          <w:tcPr/>
+          <w:p>
+            <w:pPr>
+              <w:pStyle w:val="Compact"/>
+            </w:pPr>
+            <w:r>
+              <w:rPr>
+                <w:rStyle w:val="VerbatimChar"/>
+              </w:rPr>
+              <w:t xml:space="preserve">provider/chutes</w:t>
+            </w:r>
+          </w:p>
+        </w:tc>
+        <w:tc>
+          <w:tcPr/>
+          <w:p>
+            <w:pPr>
+              <w:pStyle w:val="Compact"/>
+            </w:pPr>
+            <w:r>
+              <w:t xml:space="preserve">OpenAI-compatible</w:t>
+            </w:r>
+            <w:r>
+              <w:t xml:space="preserve"> </w:t>
+            </w:r>
+            <w:r>
+              <w:rPr>
+                <w:rStyle w:val="VerbatimChar"/>
+              </w:rPr>
+              <w:t xml:space="preserve">/v1/chat/completions</w:t>
+            </w:r>
+            <w:r>
+              <w:t xml:space="preserve"> </w:t>
+            </w:r>
+            <w:r>
+              <w:t xml:space="preserve">provider (configurable base URL +</w:t>
+            </w:r>
+            <w:r>
+              <w:t xml:space="preserve"> </w:t>
+            </w:r>
+            <w:r>
+              <w:rPr>
+                <w:rStyle w:val="VerbatimChar"/>
+              </w:rPr>
+              <w:t xml:space="preserve">cpk_</w:t>
+            </w:r>
+            <w:r>
+              <w:t xml:space="preserve"> </w:t>
+            </w:r>
+            <w:r>
+              <w:t xml:space="preserve">Bearer key,</w:t>
+            </w:r>
+            <w:r>
+              <w:t xml:space="preserve"> </w:t>
+            </w:r>
+            <w:r>
+              <w:rPr>
+                <w:rStyle w:val="VerbatimChar"/>
+              </w:rPr>
+              <w:t xml:space="preserve">ChatCompletionRequest</w:t>
+            </w:r>
+            <w:r>
+              <w:t xml:space="preserve">/</w:t>
+            </w:r>
+            <w:r>
+              <w:rPr>
+                <w:rStyle w:val="VerbatimChar"/>
+              </w:rPr>
+              <w:t xml:space="preserve">Response</w:t>
+            </w:r>
+            <w:r>
+              <w:t xml:space="preserve">/</w:t>
+            </w:r>
+            <w:r>
+              <w:rPr>
+                <w:rStyle w:val="VerbatimChar"/>
+              </w:rPr>
+              <w:t xml:space="preserve">Message</w:t>
+            </w:r>
+            <w:r>
+              <w:t xml:space="preserve">/</w:t>
+            </w:r>
+            <w:r>
+              <w:rPr>
+                <w:rStyle w:val="VerbatimChar"/>
+              </w:rPr>
+              <w:t xml:space="preserve">Usage</w:t>
+            </w:r>
+            <w:r>
+              <w:t xml:space="preserve">) with HTTP-429 retry + backoff and typed non-retryable errors.</w:t>
             </w:r>
           </w:p>
         </w:tc>

--- a/docs/export/FOUNDATION_PACKAGES.docx
+++ b/docs/export/FOUNDATION_PACKAGES.docx
@@ -4723,10 +4723,7 @@
               <w:t xml:space="preserve">Registry</w:t>
             </w:r>
             <w:r>
-              <w:t xml:space="preserve"> </w:t>
-            </w:r>
-            <w:r>
-              <w:t xml:space="preserve">and an HTTP-backed</w:t>
+              <w:t xml:space="preserve">, an HTTP-backed</w:t>
             </w:r>
             <w:r>
               <w:t xml:space="preserve"> </w:t>
@@ -4741,7 +4738,22 @@
               <w:t xml:space="preserve"> </w:t>
             </w:r>
             <w:r>
-              <w:t xml:space="preserve">(non-2xx rejected); routes work to the named marketplace.</w:t>
+              <w:t xml:space="preserve">(non-2xx rejected), and an</w:t>
+            </w:r>
+            <w:r>
+              <w:t xml:space="preserve"> </w:t>
+            </w:r>
+            <w:r>
+              <w:rPr>
+                <w:rStyle w:val="VerbatimChar"/>
+              </w:rPr>
+              <w:t xml:space="preserve">AkashAdapter</w:t>
+            </w:r>
+            <w:r>
+              <w:t xml:space="preserve"> </w:t>
+            </w:r>
+            <w:r>
+              <w:t xml:space="preserve">(Cosmos/AKT reverse-auction pricing, SDL submission, provider-reputation gate) over an injectable client; routes work to the named marketplace.</w:t>
             </w:r>
           </w:p>
         </w:tc>

--- a/docs/export/FOUNDATION_PACKAGES.docx
+++ b/docs/export/FOUNDATION_PACKAGES.docx
@@ -4558,7 +4558,106 @@
               <w:t xml:space="preserve">Usage</w:t>
             </w:r>
             <w:r>
-              <w:t xml:space="preserve">) with HTTP-429 retry + backoff and typed non-retryable errors.</w:t>
+              <w:t xml:space="preserve">) with HTTP-429 retry + ctx-interruptible backoff that honors</w:t>
+            </w:r>
+            <w:r>
+              <w:t xml:space="preserve"> </w:t>
+            </w:r>
+            <w:r>
+              <w:rPr>
+                <w:rStyle w:val="VerbatimChar"/>
+              </w:rPr>
+              <w:t xml:space="preserve">Retry-After</w:t>
+            </w:r>
+            <w:r>
+              <w:t xml:space="preserve">, and typed non-retryable errors.</w:t>
+            </w:r>
+          </w:p>
+        </w:tc>
+      </w:tr>
+      <w:tr>
+        <w:tc>
+          <w:tcPr/>
+          <w:p>
+            <w:pPr>
+              <w:pStyle w:val="Compact"/>
+            </w:pPr>
+            <w:r>
+              <w:rPr>
+                <w:rStyle w:val="VerbatimChar"/>
+              </w:rPr>
+              <w:t xml:space="preserve">provider/runpod</w:t>
+            </w:r>
+          </w:p>
+        </w:tc>
+        <w:tc>
+          <w:tcPr/>
+          <w:p>
+            <w:pPr>
+              <w:pStyle w:val="Compact"/>
+            </w:pPr>
+            <w:r>
+              <w:t xml:space="preserve">RunPodProvider serverless GPU adapter (implements</w:t>
+            </w:r>
+            <w:r>
+              <w:t xml:space="preserve"> </w:t>
+            </w:r>
+            <w:r>
+              <w:rPr>
+                <w:rStyle w:val="VerbatimChar"/>
+              </w:rPr>
+              <w:t xml:space="preserve">pool.GPUProvider</w:t>
+            </w:r>
+            <w:r>
+              <w:t xml:space="preserve">) with a warm-pool fast path (pre-warmed instances served before cold provisioning) over an injectable client.</w:t>
+            </w:r>
+          </w:p>
+        </w:tc>
+      </w:tr>
+      <w:tr>
+        <w:tc>
+          <w:tcPr/>
+          <w:p>
+            <w:pPr>
+              <w:pStyle w:val="Compact"/>
+            </w:pPr>
+            <w:r>
+              <w:rPr>
+                <w:rStyle w:val="VerbatimChar"/>
+              </w:rPr>
+              <w:t xml:space="preserve">provider/aws</w:t>
+            </w:r>
+          </w:p>
+        </w:tc>
+        <w:tc>
+          <w:tcPr/>
+          <w:p>
+            <w:pPr>
+              <w:pStyle w:val="Compact"/>
+            </w:pPr>
+            <w:r>
+              <w:t xml:space="preserve">AWSProvider EC2 Spot adapter (implements</w:t>
+            </w:r>
+            <w:r>
+              <w:t xml:space="preserve"> </w:t>
+            </w:r>
+            <w:r>
+              <w:rPr>
+                <w:rStyle w:val="VerbatimChar"/>
+              </w:rPr>
+              <w:t xml:space="preserve">pool.GPUProvider</w:t>
+            </w:r>
+            <w:r>
+              <w:t xml:space="preserve">) over an injectable EC2-client interface (no aws-sdk dependency): GPU model→instance-type selection (p5/p4de/g5), Spot + tagging, and a TOCTOU-safe capacity gate (</w:t>
+            </w:r>
+            <w:r>
+              <w:rPr>
+                <w:rStyle w:val="VerbatimChar"/>
+              </w:rPr>
+              <w:t xml:space="preserve">launched+reserved</w:t>
+            </w:r>
+            <w:r>
+              <w:t xml:space="preserve">).</w:t>
             </w:r>
           </w:p>
         </w:tc>

--- a/docs/export/FOUNDATION_PACKAGES.docx
+++ b/docs/export/FOUNDATION_PACKAGES.docx
@@ -800,6 +800,18 @@
               <w:t xml:space="preserve">discovery/federated</w:t>
             </w:r>
             <w:r>
+              <w:t xml:space="preserve">, +</w:t>
+            </w:r>
+            <w:r>
+              <w:t xml:space="preserve"> </w:t>
+            </w:r>
+            <w:r>
+              <w:rPr>
+                <w:rStyle w:val="VerbatimChar"/>
+              </w:rPr>
+              <w:t xml:space="preserve">mdns.go</w:t>
+            </w:r>
+            <w:r>
               <w:t xml:space="preserve">)</w:t>
             </w:r>
           </w:p>
@@ -811,7 +823,64 @@
               <w:pStyle w:val="Compact"/>
             </w:pPr>
             <w:r>
-              <w:t xml:space="preserve">Service discovery, including federated cross-cell discovery.</w:t>
+              <w:t xml:space="preserve">Service discovery, including federated cross-cell discovery and zero-config mDNS/DNS-SD LAN discovery on</w:t>
+            </w:r>
+            <w:r>
+              <w:t xml:space="preserve"> </w:t>
+            </w:r>
+            <w:r>
+              <w:rPr>
+                <w:rStyle w:val="VerbatimChar"/>
+              </w:rPr>
+              <w:t xml:space="preserve">_helix-cluster._tcp</w:t>
+            </w:r>
+            <w:r>
+              <w:t xml:space="preserve"> </w:t>
+            </w:r>
+            <w:r>
+              <w:t xml:space="preserve">(stdlib</w:t>
+            </w:r>
+            <w:r>
+              <w:t xml:space="preserve"> </w:t>
+            </w:r>
+            <w:r>
+              <w:rPr>
+                <w:rStyle w:val="VerbatimChar"/>
+              </w:rPr>
+              <w:t xml:space="preserve">net</w:t>
+            </w:r>
+            <w:r>
+              <w:t xml:space="preserve"> </w:t>
+            </w:r>
+            <w:r>
+              <w:t xml:space="preserve">+</w:t>
+            </w:r>
+            <w:r>
+              <w:t xml:space="preserve"> </w:t>
+            </w:r>
+            <w:r>
+              <w:rPr>
+                <w:rStyle w:val="VerbatimChar"/>
+              </w:rPr>
+              <w:t xml:space="preserve">x/net/dnsmessage</w:t>
+            </w:r>
+            <w:r>
+              <w:t xml:space="preserve">): an advertiser publishing TXT records (cellid/nodeid/version/wgpubkey/clusteraddr) and a browser parsing entries into</w:t>
+            </w:r>
+            <w:r>
+              <w:t xml:space="preserve"> </w:t>
+            </w:r>
+            <w:r>
+              <w:rPr>
+                <w:rStyle w:val="VerbatimChar"/>
+              </w:rPr>
+              <w:t xml:space="preserve">DiscoveredPeer</w:t>
+            </w:r>
+            <w:r>
+              <w:t xml:space="preserve"> </w:t>
+            </w:r>
+            <w:r>
+              <w:t xml:space="preserve">while rejecting any missing/invalid required field. Discovery only — trust requires SPIFFE attestation afterward (live two-node LAN capture tracked as HXC-925).</w:t>
             </w:r>
           </w:p>
         </w:tc>
@@ -2866,6 +2935,75 @@
           </w:p>
         </w:tc>
       </w:tr>
+      <w:tr>
+        <w:tc>
+          <w:tcPr/>
+          <w:p>
+            <w:pPr>
+              <w:pStyle w:val="Compact"/>
+            </w:pPr>
+            <w:r>
+              <w:rPr>
+                <w:rStyle w:val="VerbatimChar"/>
+              </w:rPr>
+              <w:t xml:space="preserve">internal/federation</w:t>
+            </w:r>
+          </w:p>
+        </w:tc>
+        <w:tc>
+          <w:tcPr/>
+          <w:p>
+            <w:pPr>
+              <w:pStyle w:val="Compact"/>
+            </w:pPr>
+            <w:r>
+              <w:t xml:space="preserve">Karmada PropagationPolicy + OverridePolicy engine: CRs modeled as Go structs → YAML (no client-go dep), constraint-aware (data-locality/latency/cost/compliance) two-level cell selection, and failover reselect that excludes a downed/NotReady cell; deterministic failover proven via in-process FakeHub (live &lt;60s Karmada capture tracked as HXC-924).</w:t>
+            </w:r>
+          </w:p>
+        </w:tc>
+      </w:tr>
+      <w:tr>
+        <w:tc>
+          <w:tcPr/>
+          <w:p>
+            <w:pPr>
+              <w:pStyle w:val="Compact"/>
+            </w:pPr>
+            <w:r>
+              <w:rPr>
+                <w:rStyle w:val="VerbatimChar"/>
+              </w:rPr>
+              <w:t xml:space="preserve">gitops</w:t>
+            </w:r>
+          </w:p>
+        </w:tc>
+        <w:tc>
+          <w:tcPr/>
+          <w:p>
+            <w:pPr>
+              <w:pStyle w:val="Compact"/>
+            </w:pPr>
+            <w:r>
+              <w:t xml:space="preserve">ArgoCD ApplicationSet federation client over an injectable HTTP API: matrix generator (one Application per cell),</w:t>
+            </w:r>
+            <w:r>
+              <w:t xml:space="preserve"> </w:t>
+            </w:r>
+            <w:r>
+              <w:rPr>
+                <w:rStyle w:val="VerbatimChar"/>
+              </w:rPr>
+              <w:t xml:space="preserve">syncPolicy</w:t>
+            </w:r>
+            <w:r>
+              <w:t xml:space="preserve"> </w:t>
+            </w:r>
+            <w:r>
+              <w:t xml:space="preserve">prune+selfHeal, RollingSync canary→tier-2 (50%)→tier-1 (25%) progressive rollout, and drift/prune detection; proven against an httptest ArgoCD (live UI capture tracked as HXC-922).</w:t>
+            </w:r>
+          </w:p>
+        </w:tc>
+      </w:tr>
     </w:tbl>
     <w:bookmarkEnd w:id="14"/>
     <w:bookmarkStart w:id="15" w:name="messaging-flow-routing"/>
@@ -4673,6 +4811,114 @@
               <w:rPr>
                 <w:rStyle w:val="VerbatimChar"/>
               </w:rPr>
+              <w:t xml:space="preserve">provider/ionet</w:t>
+            </w:r>
+          </w:p>
+        </w:tc>
+        <w:tc>
+          <w:tcPr/>
+          <w:p>
+            <w:pPr>
+              <w:pStyle w:val="Compact"/>
+            </w:pPr>
+            <w:r>
+              <w:t xml:space="preserve">IONetProvider over the io.net REST API (</w:t>
+            </w:r>
+            <w:r>
+              <w:rPr>
+                <w:rStyle w:val="VerbatimChar"/>
+              </w:rPr>
+              <w:t xml:space="preserve">cloud.io.net/api/v1</w:t>
+            </w:r>
+            <w:r>
+              <w:t xml:space="preserve">, injectable base URL +</w:t>
+            </w:r>
+            <w:r>
+              <w:t xml:space="preserve"> </w:t>
+            </w:r>
+            <w:r>
+              <w:rPr>
+                <w:rStyle w:val="VerbatimChar"/>
+              </w:rPr>
+              <w:t xml:space="preserve">*http.Client</w:t>
+            </w:r>
+            <w:r>
+              <w:t xml:space="preserve"> </w:t>
+            </w:r>
+            <w:r>
+              <w:t xml:space="preserve">+ bearer; implements</w:t>
+            </w:r>
+            <w:r>
+              <w:t xml:space="preserve"> </w:t>
+            </w:r>
+            <w:r>
+              <w:rPr>
+                <w:rStyle w:val="VerbatimChar"/>
+              </w:rPr>
+              <w:t xml:space="preserve">pool.GPUProvider</w:t>
+            </w:r>
+            <w:r>
+              <w:t xml:space="preserve">):</w:t>
+            </w:r>
+            <w:r>
+              <w:t xml:space="preserve"> </w:t>
+            </w:r>
+            <w:r>
+              <w:rPr>
+                <w:rStyle w:val="VerbatimChar"/>
+              </w:rPr>
+              <w:t xml:space="preserve">DeployCluster</w:t>
+            </w:r>
+            <w:r>
+              <w:t xml:space="preserve"> </w:t>
+            </w:r>
+            <w:r>
+              <w:t xml:space="preserve">(gpu_type/count/region/image/command/env) returns the backend-minted cluster run-UUID (parsed, never fabricated),</w:t>
+            </w:r>
+            <w:r>
+              <w:t xml:space="preserve"> </w:t>
+            </w:r>
+            <w:r>
+              <w:rPr>
+                <w:rStyle w:val="VerbatimChar"/>
+              </w:rPr>
+              <w:t xml:space="preserve">HealthCheck</w:t>
+            </w:r>
+            <w:r>
+              <w:t xml:space="preserve"> </w:t>
+            </w:r>
+            <w:r>
+              <w:t xml:space="preserve">derives healthy state on the active cluster, and a concurrency-safe reserve-under-lock capacity gate; closure proven against a</w:t>
+            </w:r>
+            <w:r>
+              <w:t xml:space="preserve"> </w:t>
+            </w:r>
+            <w:r>
+              <w:rPr>
+                <w:rStyle w:val="VerbatimChar"/>
+              </w:rPr>
+              <w:t xml:space="preserve">net/http/httptest</w:t>
+            </w:r>
+            <w:r>
+              <w:t xml:space="preserve"> </w:t>
+            </w:r>
+            <w:r>
+              <w:t xml:space="preserve">io.net backend.</w:t>
+            </w:r>
+          </w:p>
+        </w:tc>
+      </w:tr>
+      <w:tr>
+        <w:tc>
+          <w:tcPr/>
+          <w:p>
+            <w:pPr>
+              <w:pStyle w:val="Compact"/>
+            </w:pPr>
+            <w:r>
+              <w:rPr>
+                <w:rStyle w:val="VerbatimChar"/>
+              </w:rPr>
               <w:t xml:space="preserve">chutesaccount</w:t>
             </w:r>
           </w:p>
@@ -5132,7 +5378,7 @@
               <w:pStyle w:val="Compact"/>
             </w:pPr>
             <w:r>
-              <w:t xml:space="preserve">Health aggregation.</w:t>
+              <w:t xml:space="preserve">Health aggregation; includes miner-api (HTTP liveness) and GraVal bootstrap DaemonSet attestation-readiness dependency checks wired into the rollup, which names the specific failing check on a healthy→unhealthy transition.</w:t>
             </w:r>
           </w:p>
         </w:tc>

--- a/docs/export/FOUNDATION_PACKAGES.docx
+++ b/docs/export/FOUNDATION_PACKAGES.docx
@@ -573,7 +573,86 @@
               <w:t xml:space="preserve">RaftTransport.SendRead</w:t>
             </w:r>
             <w:r>
-              <w:t xml:space="preserve">; lease expiry re-routes the fast path).</w:t>
+              <w:t xml:space="preserve">; lease expiry re-routes the fast path). Durability-correct Ready loop: a</w:t>
+            </w:r>
+            <w:r>
+              <w:t xml:space="preserve"> </w:t>
+            </w:r>
+            <w:r>
+              <w:rPr>
+                <w:rStyle w:val="VerbatimChar"/>
+              </w:rPr>
+              <w:t xml:space="preserve">ShardStorage</w:t>
+            </w:r>
+            <w:r>
+              <w:t xml:space="preserve"> </w:t>
+            </w:r>
+            <w:r>
+              <w:rPr>
+                <w:rStyle w:val="VerbatimChar"/>
+              </w:rPr>
+              <w:t xml:space="preserve">SetHardState</w:t>
+            </w:r>
+            <w:r>
+              <w:t xml:space="preserve">/</w:t>
+            </w:r>
+            <w:r>
+              <w:rPr>
+                <w:rStyle w:val="VerbatimChar"/>
+              </w:rPr>
+              <w:t xml:space="preserve">Append</w:t>
+            </w:r>
+            <w:r>
+              <w:t xml:space="preserve"> </w:t>
+            </w:r>
+            <w:r>
+              <w:t xml:space="preserve">persistence error</w:t>
+            </w:r>
+            <w:r>
+              <w:t xml:space="preserve"> </w:t>
+            </w:r>
+            <w:r>
+              <w:rPr>
+                <w:b/>
+                <w:bCs/>
+              </w:rPr>
+              <w:t xml:space="preserve">parks</w:t>
+            </w:r>
+            <w:r>
+              <w:t xml:space="preserve"> </w:t>
+            </w:r>
+            <w:r>
+              <w:t xml:space="preserve">the un-persisted</w:t>
+            </w:r>
+            <w:r>
+              <w:t xml:space="preserve"> </w:t>
+            </w:r>
+            <w:r>
+              <w:rPr>
+                <w:rStyle w:val="VerbatimChar"/>
+              </w:rPr>
+              <w:t xml:space="preserve">Ready</w:t>
+            </w:r>
+            <w:r>
+              <w:t xml:space="preserve"> </w:t>
+            </w:r>
+            <w:r>
+              <w:t xml:space="preserve">and skips</w:t>
+            </w:r>
+            <w:r>
+              <w:t xml:space="preserve"> </w:t>
+            </w:r>
+            <w:r>
+              <w:rPr>
+                <w:rStyle w:val="VerbatimChar"/>
+              </w:rPr>
+              <w:t xml:space="preserve">Advance</w:t>
+            </w:r>
+            <w:r>
+              <w:t xml:space="preserve"> </w:t>
+            </w:r>
+            <w:r>
+              <w:t xml:space="preserve">so raft re-presents it (never falsely marking it durably handled) (HXC-917).</w:t>
             </w:r>
           </w:p>
         </w:tc>
@@ -1913,6 +1992,75 @@
               <w:rPr>
                 <w:rStyle w:val="VerbatimChar"/>
               </w:rPr>
+              <w:t xml:space="preserve">resources</w:t>
+            </w:r>
+          </w:p>
+        </w:tc>
+        <w:tc>
+          <w:tcPr/>
+          <w:p>
+            <w:pPr>
+              <w:pStyle w:val="Compact"/>
+            </w:pPr>
+            <w:r>
+              <w:t xml:space="preserve">Node resource probe (CPU/mem/disk/net/GPU) extended with accelerator reporting:</w:t>
+            </w:r>
+            <w:r>
+              <w:t xml:space="preserve"> </w:t>
+            </w:r>
+            <w:r>
+              <w:rPr>
+                <w:rStyle w:val="VerbatimChar"/>
+              </w:rPr>
+              <w:t xml:space="preserve">GPUInfo.TFLOPS</w:t>
+            </w:r>
+            <w:r>
+              <w:t xml:space="preserve"> </w:t>
+            </w:r>
+            <w:r>
+              <w:t xml:space="preserve">+</w:t>
+            </w:r>
+            <w:r>
+              <w:t xml:space="preserve"> </w:t>
+            </w:r>
+            <w:r>
+              <w:rPr>
+                <w:rStyle w:val="VerbatimChar"/>
+              </w:rPr>
+              <w:t xml:space="preserve">Accelerators{NPUTops,FPGALogicElements,QPUPresent}</w:t>
+            </w:r>
+            <w:r>
+              <w:t xml:space="preserve">. Real per-OS probe (darwin Apple-GPU TFLOPS from</w:t>
+            </w:r>
+            <w:r>
+              <w:t xml:space="preserve"> </w:t>
+            </w:r>
+            <w:r>
+              <w:rPr>
+                <w:rStyle w:val="VerbatimChar"/>
+              </w:rPr>
+              <w:t xml:space="preserve">system_profiler</w:t>
+            </w:r>
+            <w:r>
+              <w:t xml:space="preserve"> </w:t>
+            </w:r>
+            <w:r>
+              <w:t xml:space="preserve">core count; linux sysfs PCI-identity catalog) with an operator override-label fallback for non-self-probeable NPU/FPGA/QPU (HXC-1300).</w:t>
+            </w:r>
+          </w:p>
+        </w:tc>
+      </w:tr>
+      <w:tr>
+        <w:tc>
+          <w:tcPr/>
+          <w:p>
+            <w:pPr>
+              <w:pStyle w:val="Compact"/>
+            </w:pPr>
+            <w:r>
+              <w:rPr>
+                <w:rStyle w:val="VerbatimChar"/>
+              </w:rPr>
               <w:t xml:space="preserve">local</w:t>
             </w:r>
           </w:p>
@@ -3536,6 +3684,222 @@
             </w:pPr>
             <w:r>
               <w:t xml:space="preserve">Edge data fusion.</w:t>
+            </w:r>
+          </w:p>
+        </w:tc>
+      </w:tr>
+      <w:tr>
+        <w:tc>
+          <w:tcPr/>
+          <w:p>
+            <w:pPr>
+              <w:pStyle w:val="Compact"/>
+            </w:pPr>
+            <w:r>
+              <w:rPr>
+                <w:rStyle w:val="VerbatimChar"/>
+              </w:rPr>
+              <w:t xml:space="preserve">edgeheartbeat</w:t>
+            </w:r>
+          </w:p>
+        </w:tc>
+        <w:tc>
+          <w:tcPr/>
+          <w:p>
+            <w:pPr>
+              <w:pStyle w:val="Compact"/>
+            </w:pPr>
+            <w:r>
+              <w:t xml:space="preserve">Edge heartbeat carrying battery%/charging/CPU-temp/network-type with a churn-tolerant collector that marks a device offline past a configurable timeout; real per-OS</w:t>
+            </w:r>
+            <w:r>
+              <w:t xml:space="preserve"> </w:t>
+            </w:r>
+            <w:r>
+              <w:rPr>
+                <w:rStyle w:val="VerbatimChar"/>
+              </w:rPr>
+              <w:t xml:space="preserve">TelemetrySource</w:t>
+            </w:r>
+            <w:r>
+              <w:t xml:space="preserve"> </w:t>
+            </w:r>
+            <w:r>
+              <w:t xml:space="preserve">(darwin</w:t>
+            </w:r>
+            <w:r>
+              <w:t xml:space="preserve"> </w:t>
+            </w:r>
+            <w:r>
+              <w:rPr>
+                <w:rStyle w:val="VerbatimChar"/>
+              </w:rPr>
+              <w:t xml:space="preserve">pmset</w:t>
+            </w:r>
+            <w:r>
+              <w:t xml:space="preserve">/</w:t>
+            </w:r>
+            <w:r>
+              <w:rPr>
+                <w:rStyle w:val="VerbatimChar"/>
+              </w:rPr>
+              <w:t xml:space="preserve">sysctl</w:t>
+            </w:r>
+            <w:r>
+              <w:t xml:space="preserve">, linux</w:t>
+            </w:r>
+            <w:r>
+              <w:t xml:space="preserve"> </w:t>
+            </w:r>
+            <w:r>
+              <w:rPr>
+                <w:rStyle w:val="VerbatimChar"/>
+              </w:rPr>
+              <w:t xml:space="preserve">/sys</w:t>
+            </w:r>
+            <w:r>
+              <w:t xml:space="preserve">+</w:t>
+            </w:r>
+            <w:r>
+              <w:rPr>
+                <w:rStyle w:val="VerbatimChar"/>
+              </w:rPr>
+              <w:t xml:space="preserve">/proc/net</w:t>
+            </w:r>
+            <w:r>
+              <w:t xml:space="preserve">) behind one interface, injected clock, validated over a real loopback transport (HXC-1185).</w:t>
+            </w:r>
+          </w:p>
+        </w:tc>
+      </w:tr>
+      <w:tr>
+        <w:tc>
+          <w:tcPr/>
+          <w:p>
+            <w:pPr>
+              <w:pStyle w:val="Compact"/>
+            </w:pPr>
+            <w:r>
+              <w:rPr>
+                <w:rStyle w:val="VerbatimChar"/>
+              </w:rPr>
+              <w:t xml:space="preserve">powergater</w:t>
+            </w:r>
+          </w:p>
+        </w:tc>
+        <w:tc>
+          <w:tcPr/>
+          <w:p>
+            <w:pPr>
+              <w:pStyle w:val="Compact"/>
+            </w:pPr>
+            <w:r>
+              <w:t xml:space="preserve">Charging-gated work-acceptance guard:</w:t>
+            </w:r>
+            <w:r>
+              <w:t xml:space="preserve"> </w:t>
+            </w:r>
+            <w:r>
+              <w:rPr>
+                <w:rStyle w:val="VerbatimChar"/>
+              </w:rPr>
+              <w:t xml:space="preserve">CanAcceptWork() (bool, reason)</w:t>
+            </w:r>
+            <w:r>
+              <w:t xml:space="preserve"> </w:t>
+            </w:r>
+            <w:r>
+              <w:t xml:space="preserve">returning</w:t>
+            </w:r>
+            <w:r>
+              <w:t xml:space="preserve"> </w:t>
+            </w:r>
+            <w:r>
+              <w:rPr>
+                <w:rStyle w:val="VerbatimChar"/>
+              </w:rPr>
+              <w:t xml:space="preserve">not_charging</w:t>
+            </w:r>
+            <w:r>
+              <w:t xml:space="preserve">/</w:t>
+            </w:r>
+            <w:r>
+              <w:rPr>
+                <w:rStyle w:val="VerbatimChar"/>
+              </w:rPr>
+              <w:t xml:space="preserve">battery_low_X%</w:t>
+            </w:r>
+            <w:r>
+              <w:t xml:space="preserve">/</w:t>
+            </w:r>
+            <w:r>
+              <w:rPr>
+                <w:rStyle w:val="VerbatimChar"/>
+              </w:rPr>
+              <w:t xml:space="preserve">daytime</w:t>
+            </w:r>
+            <w:r>
+              <w:t xml:space="preserve">/</w:t>
+            </w:r>
+            <w:r>
+              <w:rPr>
+                <w:rStyle w:val="VerbatimChar"/>
+              </w:rPr>
+              <w:t xml:space="preserve">cpu_hot_XC</w:t>
+            </w:r>
+            <w:r>
+              <w:t xml:space="preserve"> </w:t>
+            </w:r>
+            <w:r>
+              <w:t xml:space="preserve">from a real per-OS</w:t>
+            </w:r>
+            <w:r>
+              <w:t xml:space="preserve"> </w:t>
+            </w:r>
+            <w:r>
+              <w:rPr>
+                <w:rStyle w:val="VerbatimChar"/>
+              </w:rPr>
+              <w:t xml:space="preserve">PowerSource</w:t>
+            </w:r>
+            <w:r>
+              <w:t xml:space="preserve"> </w:t>
+            </w:r>
+            <w:r>
+              <w:t xml:space="preserve">(darwin</w:t>
+            </w:r>
+            <w:r>
+              <w:t xml:space="preserve"> </w:t>
+            </w:r>
+            <w:r>
+              <w:rPr>
+                <w:rStyle w:val="VerbatimChar"/>
+              </w:rPr>
+              <w:t xml:space="preserve">pmset</w:t>
+            </w:r>
+            <w:r>
+              <w:t xml:space="preserve">, linux</w:t>
+            </w:r>
+            <w:r>
+              <w:t xml:space="preserve"> </w:t>
+            </w:r>
+            <w:r>
+              <w:rPr>
+                <w:rStyle w:val="VerbatimChar"/>
+              </w:rPr>
+              <w:t xml:space="preserve">/sys/class/power_supply</w:t>
+            </w:r>
+            <w:r>
+              <w:t xml:space="preserve">+</w:t>
+            </w:r>
+            <w:r>
+              <w:rPr>
+                <w:rStyle w:val="VerbatimChar"/>
+              </w:rPr>
+              <w:t xml:space="preserve">thermal</w:t>
+            </w:r>
+            <w:r>
+              <w:t xml:space="preserve">) behind one interface (HXC-1175).</w:t>
             </w:r>
           </w:p>
         </w:tc>

--- a/docs/export/FOUNDATION_PACKAGES.docx
+++ b/docs/export/FOUNDATION_PACKAGES.docx
@@ -5113,6 +5113,66 @@
             <w:r>
               <w:t xml:space="preserve">) with a warm-pool fast path (pre-warmed instances served before cold provisioning) over an injectable client.</w:t>
             </w:r>
+            <w:r>
+              <w:t xml:space="preserve"> </w:t>
+            </w:r>
+            <w:r>
+              <w:rPr>
+                <w:rStyle w:val="VerbatimChar"/>
+              </w:rPr>
+              <w:t xml:space="preserve">Provision</w:t>
+            </w:r>
+            <w:r>
+              <w:t xml:space="preserve"> </w:t>
+            </w:r>
+            <w:r>
+              <w:t xml:space="preserve">releases the mutex across the</w:t>
+            </w:r>
+            <w:r>
+              <w:t xml:space="preserve"> </w:t>
+            </w:r>
+            <w:r>
+              <w:rPr>
+                <w:rStyle w:val="VerbatimChar"/>
+              </w:rPr>
+              <w:t xml:space="preserve">ColdProvision</w:t>
+            </w:r>
+            <w:r>
+              <w:t xml:space="preserve"> </w:t>
+            </w:r>
+            <w:r>
+              <w:t xml:space="preserve">RPC (reserve-slot → unlock → RPC → relock → record/rollback) so concurrent cold provisions overlap while a</w:t>
+            </w:r>
+            <w:r>
+              <w:t xml:space="preserve"> </w:t>
+            </w:r>
+            <w:r>
+              <w:rPr>
+                <w:rStyle w:val="VerbatimChar"/>
+              </w:rPr>
+              <w:t xml:space="preserve">reserved</w:t>
+            </w:r>
+            <w:r>
+              <w:t xml:space="preserve"> </w:t>
+            </w:r>
+            <w:r>
+              <w:t xml:space="preserve">counter keeps capacity correct;</w:t>
+            </w:r>
+            <w:r>
+              <w:t xml:space="preserve"> </w:t>
+            </w:r>
+            <w:r>
+              <w:rPr>
+                <w:rStyle w:val="VerbatimChar"/>
+              </w:rPr>
+              <w:t xml:space="preserve">EndpointOf(id)</w:t>
+            </w:r>
+            <w:r>
+              <w:t xml:space="preserve"> </w:t>
+            </w:r>
+            <w:r>
+              <w:t xml:space="preserve">exposes the reachable worker endpoint (HXC-919).</w:t>
+            </w:r>
           </w:p>
         </w:tc>
       </w:tr>
@@ -5463,6 +5523,75 @@
             </w:r>
             <w:r>
               <w:t xml:space="preserve">(Cosmos/AKT reverse-auction pricing, SDL submission, provider-reputation gate) over an injectable client; routes work to the named marketplace.</w:t>
+            </w:r>
+            <w:r>
+              <w:t xml:space="preserve"> </w:t>
+            </w:r>
+            <w:r>
+              <w:rPr>
+                <w:rStyle w:val="VerbatimChar"/>
+              </w:rPr>
+              <w:t xml:space="preserve">buildSDL</w:t>
+            </w:r>
+            <w:r>
+              <w:t xml:space="preserve"> </w:t>
+            </w:r>
+            <w:r>
+              <w:t xml:space="preserve">YAML-double-quote-encodes caller-controlled</w:t>
+            </w:r>
+            <w:r>
+              <w:t xml:space="preserve"> </w:t>
+            </w:r>
+            <w:r>
+              <w:rPr>
+                <w:rStyle w:val="VerbatimChar"/>
+              </w:rPr>
+              <w:t xml:space="preserve">WorkSpec</w:t>
+            </w:r>
+            <w:r>
+              <w:t xml:space="preserve"> </w:t>
+            </w:r>
+            <w:r>
+              <w:t xml:space="preserve">fields (</w:t>
+            </w:r>
+            <w:r>
+              <w:rPr>
+                <w:rStyle w:val="VerbatimChar"/>
+              </w:rPr>
+              <w:t xml:space="preserve">yamlQuote</w:t>
+            </w:r>
+            <w:r>
+              <w:t xml:space="preserve">) so a crafted value cannot inject manifest structure, and the reputation gate clamps a non-positive</w:t>
+            </w:r>
+            <w:r>
+              <w:t xml:space="preserve"> </w:t>
+            </w:r>
+            <w:r>
+              <w:rPr>
+                <w:rStyle w:val="VerbatimChar"/>
+              </w:rPr>
+              <w:t xml:space="preserve">MinReputation</w:t>
+            </w:r>
+            <w:r>
+              <w:t xml:space="preserve"> </w:t>
+            </w:r>
+            <w:r>
+              <w:t xml:space="preserve">to a 0.5 safe floor so a zero-value</w:t>
+            </w:r>
+            <w:r>
+              <w:t xml:space="preserve"> </w:t>
+            </w:r>
+            <w:r>
+              <w:rPr>
+                <w:rStyle w:val="VerbatimChar"/>
+              </w:rPr>
+              <w:t xml:space="preserve">AkashAdapter{}</w:t>
+            </w:r>
+            <w:r>
+              <w:t xml:space="preserve"> </w:t>
+            </w:r>
+            <w:r>
+              <w:t xml:space="preserve">cannot admit everyone (HXC-918).</w:t>
             </w:r>
           </w:p>
         </w:tc>

--- a/docs/export/FOUNDATION_PACKAGES.docx
+++ b/docs/export/FOUNDATION_PACKAGES.docx
@@ -43,7 +43,7 @@
           <w:b/>
           <w:bCs/>
         </w:rPr>
-        <w:t xml:space="preserve">126+ packages</w:t>
+        <w:t xml:space="preserve">129+ packages</w:t>
       </w:r>
       <w:r>
         <w:t xml:space="preserve"> </w:t>
@@ -2464,6 +2464,75 @@
             <w:r>
               <w:t xml:space="preserve">Burst-to-cloud autoscaling, spot pricing, and compute marketplace.</w:t>
             </w:r>
+            <w:r>
+              <w:t xml:space="preserve"> </w:t>
+            </w:r>
+            <w:r>
+              <w:rPr>
+                <w:rStyle w:val="VerbatimChar"/>
+              </w:rPr>
+              <w:t xml:space="preserve">cloudspot</w:t>
+            </w:r>
+            <w:r>
+              <w:t xml:space="preserve"> </w:t>
+            </w:r>
+            <w:r>
+              <w:t xml:space="preserve">includes real AWS IMDSv2 (token</w:t>
+            </w:r>
+            <w:r>
+              <w:t xml:space="preserve"> </w:t>
+            </w:r>
+            <w:r>
+              <w:rPr>
+                <w:rStyle w:val="VerbatimChar"/>
+              </w:rPr>
+              <w:t xml:space="preserve">PUT</w:t>
+            </w:r>
+            <w:r>
+              <w:t xml:space="preserve">→authenticated</w:t>
+            </w:r>
+            <w:r>
+              <w:t xml:space="preserve"> </w:t>
+            </w:r>
+            <w:r>
+              <w:rPr>
+                <w:rStyle w:val="VerbatimChar"/>
+              </w:rPr>
+              <w:t xml:space="preserve">GET</w:t>
+            </w:r>
+            <w:r>
+              <w:t xml:space="preserve"> </w:t>
+            </w:r>
+            <w:r>
+              <w:t xml:space="preserve">instance-action), Azure scheduled-events, and GCP preemption interruption pollers (genuine token-dance wire protocol,</w:t>
+            </w:r>
+            <w:r>
+              <w:t xml:space="preserve"> </w:t>
+            </w:r>
+            <w:r>
+              <w:rPr>
+                <w:rStyle w:val="VerbatimChar"/>
+              </w:rPr>
+              <w:t xml:space="preserve">httptest</w:t>
+            </w:r>
+            <w:r>
+              <w:t xml:space="preserve">-proven) driving</w:t>
+            </w:r>
+            <w:r>
+              <w:t xml:space="preserve"> </w:t>
+            </w:r>
+            <w:r>
+              <w:rPr>
+                <w:rStyle w:val="VerbatimChar"/>
+              </w:rPr>
+              <w:t xml:space="preserve">drain→checkpoint→upload</w:t>
+            </w:r>
+            <w:r>
+              <w:t xml:space="preserve"> </w:t>
+            </w:r>
+            <w:r>
+              <w:t xml:space="preserve">via an injectable sink (HXC-1328; live cloud HXC-1617).</w:t>
+            </w:r>
           </w:p>
         </w:tc>
       </w:tr>
@@ -2811,6 +2880,204 @@
             </w:r>
             <w:r>
               <w:t xml:space="preserve">), atomically applies fingerprints, allocates by request, and rejects oversubscription beyond reported device count.</w:t>
+            </w:r>
+          </w:p>
+        </w:tc>
+      </w:tr>
+      <w:tr>
+        <w:tc>
+          <w:tcPr/>
+          <w:p>
+            <w:pPr>
+              <w:pStyle w:val="Compact"/>
+            </w:pPr>
+            <w:r>
+              <w:rPr>
+                <w:rStyle w:val="VerbatimChar"/>
+              </w:rPr>
+              <w:t xml:space="preserve">gpu</w:t>
+            </w:r>
+          </w:p>
+        </w:tc>
+        <w:tc>
+          <w:tcPr/>
+          <w:p>
+            <w:pPr>
+              <w:pStyle w:val="Compact"/>
+            </w:pPr>
+            <w:r>
+              <w:rPr>
+                <w:rStyle w:val="VerbatimChar"/>
+              </w:rPr>
+              <w:t xml:space="preserve">ProviderAdapter</w:t>
+            </w:r>
+            <w:r>
+              <w:t xml:space="preserve"> </w:t>
+            </w:r>
+            <w:r>
+              <w:t xml:space="preserve">registration hooks: a thread-safe registry (</w:t>
+            </w:r>
+            <w:r>
+              <w:rPr>
+                <w:rStyle w:val="VerbatimChar"/>
+              </w:rPr>
+              <w:t xml:space="preserve">Register</w:t>
+            </w:r>
+            <w:r>
+              <w:t xml:space="preserve">/</w:t>
+            </w:r>
+            <w:r>
+              <w:rPr>
+                <w:rStyle w:val="VerbatimChar"/>
+              </w:rPr>
+              <w:t xml:space="preserve">List</w:t>
+            </w:r>
+            <w:r>
+              <w:t xml:space="preserve">/</w:t>
+            </w:r>
+            <w:r>
+              <w:rPr>
+                <w:rStyle w:val="VerbatimChar"/>
+              </w:rPr>
+              <w:t xml:space="preserve">Get</w:t>
+            </w:r>
+            <w:r>
+              <w:t xml:space="preserve">/</w:t>
+            </w:r>
+            <w:r>
+              <w:rPr>
+                <w:rStyle w:val="VerbatimChar"/>
+              </w:rPr>
+              <w:t xml:space="preserve">Lookup</w:t>
+            </w:r>
+            <w:r>
+              <w:t xml:space="preserve">, duplicate-name guarded, race-free under</w:t>
+            </w:r>
+            <w:r>
+              <w:t xml:space="preserve"> </w:t>
+            </w:r>
+            <w:r>
+              <w:rPr>
+                <w:rStyle w:val="VerbatimChar"/>
+              </w:rPr>
+              <w:t xml:space="preserve">-race</w:t>
+            </w:r>
+            <w:r>
+              <w:t xml:space="preserve">) exposing a pool-facing provider listing so a new external provider adapter plugs into the GPU layer (HXC-1533; pool consumption HXC-1615).</w:t>
+            </w:r>
+          </w:p>
+        </w:tc>
+      </w:tr>
+      <w:tr>
+        <w:tc>
+          <w:tcPr/>
+          <w:p>
+            <w:pPr>
+              <w:pStyle w:val="Compact"/>
+            </w:pPr>
+            <w:r>
+              <w:rPr>
+                <w:rStyle w:val="VerbatimChar"/>
+              </w:rPr>
+              <w:t xml:space="preserve">benchmark</w:t>
+            </w:r>
+          </w:p>
+        </w:tc>
+        <w:tc>
+          <w:tcPr/>
+          <w:p>
+            <w:pPr>
+              <w:pStyle w:val="Compact"/>
+            </w:pPr>
+            <w:r>
+              <w:t xml:space="preserve">Micro-benchmarker producing a real, repeatable normalized on-host CPU score (+ typed GPU TFLOPS / NPU TOPS seams) for tier assignment / scheduling hints; repeatability asserted within a coefficient-of-variation tolerance band (HXC-1308).</w:t>
+            </w:r>
+          </w:p>
+        </w:tc>
+      </w:tr>
+      <w:tr>
+        <w:tc>
+          <w:tcPr/>
+          <w:p>
+            <w:pPr>
+              <w:pStyle w:val="Compact"/>
+            </w:pPr>
+            <w:r>
+              <w:rPr>
+                <w:rStyle w:val="VerbatimChar"/>
+              </w:rPr>
+              <w:t xml:space="preserve">tierdetect</w:t>
+            </w:r>
+          </w:p>
+        </w:tc>
+        <w:tc>
+          <w:tcPr/>
+          <w:p>
+            <w:pPr>
+              <w:pStyle w:val="Compact"/>
+            </w:pPr>
+            <w:r>
+              <w:t xml:space="preserve">Pre-provision host-capability gate: real cross-platform detection (darwin</w:t>
+            </w:r>
+            <w:r>
+              <w:t xml:space="preserve"> </w:t>
+            </w:r>
+            <w:r>
+              <w:rPr>
+                <w:rStyle w:val="VerbatimChar"/>
+              </w:rPr>
+              <w:t xml:space="preserve">sysctl</w:t>
+            </w:r>
+            <w:r>
+              <w:t xml:space="preserve">/arch + linux</w:t>
+            </w:r>
+            <w:r>
+              <w:t xml:space="preserve"> </w:t>
+            </w:r>
+            <w:r>
+              <w:rPr>
+                <w:rStyle w:val="VerbatimChar"/>
+              </w:rPr>
+              <w:t xml:space="preserve">/dev/kvm</w:t>
+            </w:r>
+            <w:r>
+              <w:t xml:space="preserve">,</w:t>
+            </w:r>
+            <w:r>
+              <w:rPr>
+                <w:rStyle w:val="VerbatimChar"/>
+              </w:rPr>
+              <w:t xml:space="preserve">/proc</w:t>
+            </w:r>
+            <w:r>
+              <w:t xml:space="preserve">,</w:t>
+            </w:r>
+            <w:r>
+              <w:rPr>
+                <w:rStyle w:val="VerbatimChar"/>
+              </w:rPr>
+              <w:t xml:space="preserve">binfmt</w:t>
+            </w:r>
+            <w:r>
+              <w:t xml:space="preserve"> </w:t>
+            </w:r>
+            <w:r>
+              <w:t xml:space="preserve">behind one build-tagged interface) returning a typed</w:t>
+            </w:r>
+            <w:r>
+              <w:t xml:space="preserve"> </w:t>
+            </w:r>
+            <w:r>
+              <w:rPr>
+                <w:rStyle w:val="VerbatimChar"/>
+              </w:rPr>
+              <w:t xml:space="preserve">MissingCapabilityError</w:t>
+            </w:r>
+            <w:r>
+              <w:t xml:space="preserve"> </w:t>
+            </w:r>
+            <w:r>
+              <w:t xml:space="preserve">when a requested tier’s needs are unmet (HXC-1230).</w:t>
             </w:r>
           </w:p>
         </w:tc>

--- a/docs/export/FOUNDATION_PACKAGES.docx
+++ b/docs/export/FOUNDATION_PACKAGES.docx
@@ -652,7 +652,37 @@
               <w:t xml:space="preserve"> </w:t>
             </w:r>
             <w:r>
-              <w:t xml:space="preserve">so raft re-presents it (never falsely marking it durably handled) (HXC-917).</w:t>
+              <w:t xml:space="preserve">so raft re-presents it (never falsely marking it durably handled) (HXC-917); the persist-error is also surfaced through a public observability seam — a registerable</w:t>
+            </w:r>
+            <w:r>
+              <w:t xml:space="preserve"> </w:t>
+            </w:r>
+            <w:r>
+              <w:rPr>
+                <w:rStyle w:val="VerbatimChar"/>
+              </w:rPr>
+              <w:t xml:space="preserve">OnPersistError</w:t>
+            </w:r>
+            <w:r>
+              <w:t xml:space="preserve"> </w:t>
+            </w:r>
+            <w:r>
+              <w:t xml:space="preserve">hook +</w:t>
+            </w:r>
+            <w:r>
+              <w:t xml:space="preserve"> </w:t>
+            </w:r>
+            <w:r>
+              <w:rPr>
+                <w:rStyle w:val="VerbatimChar"/>
+              </w:rPr>
+              <w:t xml:space="preserve">LastPersistError</w:t>
+            </w:r>
+            <w:r>
+              <w:t xml:space="preserve"> </w:t>
+            </w:r>
+            <w:r>
+              <w:t xml:space="preserve">accessor fire with the shard id + error, nil hook = unchanged behavior (HXC-927).</w:t>
             </w:r>
           </w:p>
         </w:tc>

--- a/docs/export/FOUNDATION_PACKAGES.docx
+++ b/docs/export/FOUNDATION_PACKAGES.docx
@@ -3824,6 +3824,81 @@
             </w:pPr>
             <w:r>
               <w:t xml:space="preserve">Framed transport, pub/sub, events, serialization.</w:t>
+            </w:r>
+          </w:p>
+        </w:tc>
+      </w:tr>
+      <w:tr>
+        <w:tc>
+          <w:tcPr/>
+          <w:p>
+            <w:pPr>
+              <w:pStyle w:val="Compact"/>
+            </w:pPr>
+            <w:r>
+              <w:rPr>
+                <w:rStyle w:val="VerbatimChar"/>
+              </w:rPr>
+              <w:t xml:space="preserve">events</w:t>
+            </w:r>
+            <w:r>
+              <w:t xml:space="preserve"> </w:t>
+            </w:r>
+            <w:r>
+              <w:t xml:space="preserve">(Avro)</w:t>
+            </w:r>
+          </w:p>
+        </w:tc>
+        <w:tc>
+          <w:tcPr/>
+          <w:p>
+            <w:pPr>
+              <w:pStyle w:val="Compact"/>
+            </w:pPr>
+            <w:r>
+              <w:t xml:space="preserve">Stdlib-only Avro-subset codec for domain events: flat primitive records, spec-faithful binary encoding (zig-zag varint, LE-IEEE-754 double), single-object framing (</w:t>
+            </w:r>
+            <w:r>
+              <w:rPr>
+                <w:rStyle w:val="VerbatimChar"/>
+              </w:rPr>
+              <w:t xml:space="preserve">0xC3 0x01</w:t>
+            </w:r>
+            <w:r>
+              <w:t xml:space="preserve"> </w:t>
+            </w:r>
+            <w:r>
+              <w:t xml:space="preserve">+ CRC-64-AVRO fingerprint) so payloads are self-describing, a</w:t>
+            </w:r>
+            <w:r>
+              <w:t xml:space="preserve"> </w:t>
+            </w:r>
+            <w:r>
+              <w:rPr>
+                <w:rStyle w:val="VerbatimChar"/>
+              </w:rPr>
+              <w:t xml:space="preserve">SchemaRegistry</w:t>
+            </w:r>
+            <w:r>
+              <w:t xml:space="preserve"> </w:t>
+            </w:r>
+            <w:r>
+              <w:t xml:space="preserve">for schema-VALIDATED routing (unknown fingerprint rejected), and writer→reader schema RESOLUTION enabling backward+forward-compatible evolution (defaulted fields fill reader-only, writer-only fields skip).</w:t>
+            </w:r>
+            <w:r>
+              <w:t xml:space="preserve"> </w:t>
+            </w:r>
+            <w:r>
+              <w:rPr>
+                <w:rStyle w:val="VerbatimChar"/>
+              </w:rPr>
+              <w:t xml:space="preserve">NodeEventSchemaV1/V2</w:t>
+            </w:r>
+            <w:r>
+              <w:t xml:space="preserve"> </w:t>
+            </w:r>
+            <w:r>
+              <w:t xml:space="preserve">evolution round-trips both directions (HXC-1119).</w:t>
             </w:r>
           </w:p>
         </w:tc>

--- a/docs/export/FOUNDATION_PACKAGES.docx
+++ b/docs/export/FOUNDATION_PACKAGES.docx
@@ -3898,7 +3898,64 @@
               <w:t xml:space="preserve"> </w:t>
             </w:r>
             <w:r>
-              <w:t xml:space="preserve">evolution round-trips both directions (HXC-1119).</w:t>
+              <w:t xml:space="preserve">evolution round-trips both directions (HXC-1119). Wired into the live</w:t>
+            </w:r>
+            <w:r>
+              <w:t xml:space="preserve"> </w:t>
+            </w:r>
+            <w:r>
+              <w:rPr>
+                <w:rStyle w:val="VerbatimChar"/>
+              </w:rPr>
+              <w:t xml:space="preserve">NATSBackend</w:t>
+            </w:r>
+            <w:r>
+              <w:t xml:space="preserve"> </w:t>
+            </w:r>
+            <w:r>
+              <w:t xml:space="preserve">wire path (</w:t>
+            </w:r>
+            <w:r>
+              <w:rPr>
+                <w:rStyle w:val="VerbatimChar"/>
+              </w:rPr>
+              <w:t xml:space="preserve">WireAvro</w:t>
+            </w:r>
+            <w:r>
+              <w:t xml:space="preserve"> </w:t>
+            </w:r>
+            <w:r>
+              <w:t xml:space="preserve">mode: NodeEvent published as an Avro single-object payload, subscriber decodes via the registry; JSON default preserved), proven against a real NATS broker via</w:t>
+            </w:r>
+            <w:r>
+              <w:t xml:space="preserve"> </w:t>
+            </w:r>
+            <w:r>
+              <w:rPr>
+                <w:rStyle w:val="VerbatimChar"/>
+              </w:rPr>
+              <w:t xml:space="preserve">brokertest.StartNATS</w:t>
+            </w:r>
+            <w:r>
+              <w:t xml:space="preserve"> </w:t>
+            </w:r>
+            <w:r>
+              <w:t xml:space="preserve">asserting the</w:t>
+            </w:r>
+            <w:r>
+              <w:t xml:space="preserve"> </w:t>
+            </w:r>
+            <w:r>
+              <w:rPr>
+                <w:rStyle w:val="VerbatimChar"/>
+              </w:rPr>
+              <w:t xml:space="preserve">0xC3 0x01</w:t>
+            </w:r>
+            <w:r>
+              <w:t xml:space="preserve"> </w:t>
+            </w:r>
+            <w:r>
+              <w:t xml:space="preserve">marker on the wire (HXC-1626).</w:t>
             </w:r>
           </w:p>
         </w:tc>

--- a/docs/export/FOUNDATION_PACKAGES.docx
+++ b/docs/export/FOUNDATION_PACKAGES.docx
@@ -743,6 +743,853 @@
             </w:r>
             <w:r>
               <w:t xml:space="preserve">+ partition-leader assignment via a controller quorum, with controller election and controller-loss failover.</w:t>
+            </w:r>
+          </w:p>
+        </w:tc>
+      </w:tr>
+      <w:tr>
+        <w:tc>
+          <w:tcPr/>
+          <w:p>
+            <w:pPr>
+              <w:pStyle w:val="Compact"/>
+            </w:pPr>
+            <w:r>
+              <w:rPr>
+                <w:rStyle w:val="VerbatimChar"/>
+              </w:rPr>
+              <w:t xml:space="preserve">raft</w:t>
+            </w:r>
+          </w:p>
+        </w:tc>
+        <w:tc>
+          <w:tcPr/>
+          <w:p>
+            <w:pPr>
+              <w:pStyle w:val="Compact"/>
+            </w:pPr>
+            <w:r>
+              <w:t xml:space="preserve">Embedded</w:t>
+            </w:r>
+            <w:r>
+              <w:t xml:space="preserve"> </w:t>
+            </w:r>
+            <w:r>
+              <w:rPr>
+                <w:rStyle w:val="VerbatimChar"/>
+              </w:rPr>
+              <w:t xml:space="preserve">github.com/hashicorp/raft</w:t>
+            </w:r>
+            <w:r>
+              <w:t xml:space="preserve"> </w:t>
+            </w:r>
+            <w:r>
+              <w:t xml:space="preserve">consensus: a</w:t>
+            </w:r>
+            <w:r>
+              <w:t xml:space="preserve"> </w:t>
+            </w:r>
+            <w:r>
+              <w:rPr>
+                <w:rStyle w:val="VerbatimChar"/>
+              </w:rPr>
+              <w:t xml:space="preserve">KVFSM</w:t>
+            </w:r>
+            <w:r>
+              <w:t xml:space="preserve"> </w:t>
+            </w:r>
+            <w:r>
+              <w:t xml:space="preserve">replicated key/value state machine (</w:t>
+            </w:r>
+            <w:r>
+              <w:rPr>
+                <w:rStyle w:val="VerbatimChar"/>
+              </w:rPr>
+              <w:t xml:space="preserve">Apply</w:t>
+            </w:r>
+            <w:r>
+              <w:t xml:space="preserve">/</w:t>
+            </w:r>
+            <w:r>
+              <w:rPr>
+                <w:rStyle w:val="VerbatimChar"/>
+              </w:rPr>
+              <w:t xml:space="preserve">Snapshot</w:t>
+            </w:r>
+            <w:r>
+              <w:t xml:space="preserve">/</w:t>
+            </w:r>
+            <w:r>
+              <w:rPr>
+                <w:rStyle w:val="VerbatimChar"/>
+              </w:rPr>
+              <w:t xml:space="preserve">Restore</w:t>
+            </w:r>
+            <w:r>
+              <w:t xml:space="preserve">), a</w:t>
+            </w:r>
+            <w:r>
+              <w:t xml:space="preserve"> </w:t>
+            </w:r>
+            <w:r>
+              <w:rPr>
+                <w:rStyle w:val="VerbatimChar"/>
+              </w:rPr>
+              <w:t xml:space="preserve">Node</w:t>
+            </w:r>
+            <w:r>
+              <w:t xml:space="preserve"> </w:t>
+            </w:r>
+            <w:r>
+              <w:t xml:space="preserve">wrapper (</w:t>
+            </w:r>
+            <w:r>
+              <w:rPr>
+                <w:rStyle w:val="VerbatimChar"/>
+              </w:rPr>
+              <w:t xml:space="preserve">Apply</w:t>
+            </w:r>
+            <w:r>
+              <w:t xml:space="preserve">/</w:t>
+            </w:r>
+            <w:r>
+              <w:rPr>
+                <w:rStyle w:val="VerbatimChar"/>
+              </w:rPr>
+              <w:t xml:space="preserve">Leader</w:t>
+            </w:r>
+            <w:r>
+              <w:t xml:space="preserve">/</w:t>
+            </w:r>
+            <w:r>
+              <w:rPr>
+                <w:rStyle w:val="VerbatimChar"/>
+              </w:rPr>
+              <w:t xml:space="preserve">IsLeader</w:t>
+            </w:r>
+            <w:r>
+              <w:t xml:space="preserve">/</w:t>
+            </w:r>
+            <w:r>
+              <w:rPr>
+                <w:rStyle w:val="VerbatimChar"/>
+              </w:rPr>
+              <w:t xml:space="preserve">State</w:t>
+            </w:r>
+            <w:r>
+              <w:t xml:space="preserve">/</w:t>
+            </w:r>
+            <w:r>
+              <w:rPr>
+                <w:rStyle w:val="VerbatimChar"/>
+              </w:rPr>
+              <w:t xml:space="preserve">Shutdown</w:t>
+            </w:r>
+            <w:r>
+              <w:t xml:space="preserve">) and</w:t>
+            </w:r>
+            <w:r>
+              <w:t xml:space="preserve"> </w:t>
+            </w:r>
+            <w:r>
+              <w:rPr>
+                <w:rStyle w:val="VerbatimChar"/>
+              </w:rPr>
+              <w:t xml:space="preserve">NewInmemCluster</w:t>
+            </w:r>
+            <w:r>
+              <w:t xml:space="preserve"> </w:t>
+            </w:r>
+            <w:r>
+              <w:t xml:space="preserve">for N-node bootstrap over hashicorp/raft’s in-memory transport+store. Real 3-node kill-the-leader integration test: a new leader is elected and committed log entries stay intact on survivors,</w:t>
+            </w:r>
+            <w:r>
+              <w:t xml:space="preserve"> </w:t>
+            </w:r>
+            <w:r>
+              <w:rPr>
+                <w:rStyle w:val="VerbatimChar"/>
+              </w:rPr>
+              <w:t xml:space="preserve">-race</w:t>
+            </w:r>
+            <w:r>
+              <w:t xml:space="preserve"> </w:t>
+            </w:r>
+            <w:r>
+              <w:t xml:space="preserve">clean and non-flaky (HXC-1216). Beyond the in-mem path, three production primitives over the same</w:t>
+            </w:r>
+            <w:r>
+              <w:t xml:space="preserve"> </w:t>
+            </w:r>
+            <w:r>
+              <w:rPr>
+                <w:rStyle w:val="VerbatimChar"/>
+              </w:rPr>
+              <w:t xml:space="preserve">KVFSM</w:t>
+            </w:r>
+            <w:r>
+              <w:t xml:space="preserve">/</w:t>
+            </w:r>
+            <w:r>
+              <w:rPr>
+                <w:rStyle w:val="VerbatimChar"/>
+              </w:rPr>
+              <w:t xml:space="preserve">Node</w:t>
+            </w:r>
+            <w:r>
+              <w:t xml:space="preserve">/</w:t>
+            </w:r>
+            <w:r>
+              <w:rPr>
+                <w:rStyle w:val="VerbatimChar"/>
+              </w:rPr>
+              <w:t xml:space="preserve">Cluster</w:t>
+            </w:r>
+            <w:r>
+              <w:t xml:space="preserve"> </w:t>
+            </w:r>
+            <w:r>
+              <w:t xml:space="preserve">contract: (1) a real TCP</w:t>
+            </w:r>
+            <w:r>
+              <w:t xml:space="preserve"> </w:t>
+            </w:r>
+            <w:r>
+              <w:rPr>
+                <w:b/>
+                <w:bCs/>
+              </w:rPr>
+              <w:t xml:space="preserve">network</w:t>
+            </w:r>
+            <w:r>
+              <w:t xml:space="preserve"> </w:t>
+            </w:r>
+            <w:r>
+              <w:t xml:space="preserve">transport (</w:t>
+            </w:r>
+            <w:r>
+              <w:rPr>
+                <w:rStyle w:val="VerbatimChar"/>
+              </w:rPr>
+              <w:t xml:space="preserve">tcp.go</w:t>
+            </w:r>
+            <w:r>
+              <w:t xml:space="preserve">) —</w:t>
+            </w:r>
+            <w:r>
+              <w:t xml:space="preserve"> </w:t>
+            </w:r>
+            <w:r>
+              <w:rPr>
+                <w:rStyle w:val="VerbatimChar"/>
+              </w:rPr>
+              <w:t xml:space="preserve">tcpStreamLayer</w:t>
+            </w:r>
+            <w:r>
+              <w:t xml:space="preserve"> </w:t>
+            </w:r>
+            <w:r>
+              <w:t xml:space="preserve">over</w:t>
+            </w:r>
+            <w:r>
+              <w:t xml:space="preserve"> </w:t>
+            </w:r>
+            <w:r>
+              <w:rPr>
+                <w:rStyle w:val="VerbatimChar"/>
+              </w:rPr>
+              <w:t xml:space="preserve">net.ListenTCP</w:t>
+            </w:r>
+            <w:r>
+              <w:t xml:space="preserve"> </w:t>
+            </w:r>
+            <w:r>
+              <w:t xml:space="preserve">(loopback ephemeral port) wrapped in</w:t>
+            </w:r>
+            <w:r>
+              <w:t xml:space="preserve"> </w:t>
+            </w:r>
+            <w:r>
+              <w:rPr>
+                <w:rStyle w:val="VerbatimChar"/>
+              </w:rPr>
+              <w:t xml:space="preserve">raft.NewNetworkTransportWithConfig</w:t>
+            </w:r>
+            <w:r>
+              <w:t xml:space="preserve">, with</w:t>
+            </w:r>
+            <w:r>
+              <w:t xml:space="preserve"> </w:t>
+            </w:r>
+            <w:r>
+              <w:rPr>
+                <w:rStyle w:val="VerbatimChar"/>
+              </w:rPr>
+              <w:t xml:space="preserve">NewNetworkCluster(ids...)</w:t>
+            </w:r>
+            <w:r>
+              <w:t xml:space="preserve"> </w:t>
+            </w:r>
+            <w:r>
+              <w:t xml:space="preserve">standing up an N-node cluster whose RequestVote/AppendEntries/InstallSnapshot RPCs travel over genuine kernel sockets (leak-safe partial-failure cleanup;</w:t>
+            </w:r>
+            <w:r>
+              <w:t xml:space="preserve"> </w:t>
+            </w:r>
+            <w:r>
+              <w:rPr>
+                <w:rStyle w:val="VerbatimChar"/>
+              </w:rPr>
+              <w:t xml:space="preserve">NetTransport</w:t>
+            </w:r>
+            <w:r>
+              <w:t xml:space="preserve">/</w:t>
+            </w:r>
+            <w:r>
+              <w:rPr>
+                <w:rStyle w:val="VerbatimChar"/>
+              </w:rPr>
+              <w:t xml:space="preserve">LocalTCPAddr</w:t>
+            </w:r>
+            <w:r>
+              <w:t xml:space="preserve"> </w:t>
+            </w:r>
+            <w:r>
+              <w:t xml:space="preserve">accessors), stores still in-mem (HXC-974); (2) real on-disk</w:t>
+            </w:r>
+            <w:r>
+              <w:t xml:space="preserve"> </w:t>
+            </w:r>
+            <w:r>
+              <w:rPr>
+                <w:b/>
+                <w:bCs/>
+              </w:rPr>
+              <w:t xml:space="preserve">persistence</w:t>
+            </w:r>
+            <w:r>
+              <w:t xml:space="preserve"> </w:t>
+            </w:r>
+            <w:r>
+              <w:t xml:space="preserve">(</w:t>
+            </w:r>
+            <w:r>
+              <w:rPr>
+                <w:rStyle w:val="VerbatimChar"/>
+              </w:rPr>
+              <w:t xml:space="preserve">store.go</w:t>
+            </w:r>
+            <w:r>
+              <w:t xml:space="preserve">) —</w:t>
+            </w:r>
+            <w:r>
+              <w:t xml:space="preserve"> </w:t>
+            </w:r>
+            <w:r>
+              <w:rPr>
+                <w:rStyle w:val="VerbatimChar"/>
+              </w:rPr>
+              <w:t xml:space="preserve">NewPersistentNode(id,dataDir)</w:t>
+            </w:r>
+            <w:r>
+              <w:t xml:space="preserve"> </w:t>
+            </w:r>
+            <w:r>
+              <w:t xml:space="preserve">backed by a</w:t>
+            </w:r>
+            <w:r>
+              <w:t xml:space="preserve"> </w:t>
+            </w:r>
+            <w:r>
+              <w:rPr>
+                <w:rStyle w:val="VerbatimChar"/>
+              </w:rPr>
+              <w:t xml:space="preserve">hashicorp/raft-boltdb/v2</w:t>
+            </w:r>
+            <w:r>
+              <w:t xml:space="preserve"> </w:t>
+            </w:r>
+            <w:r>
+              <w:rPr>
+                <w:rStyle w:val="VerbatimChar"/>
+              </w:rPr>
+              <w:t xml:space="preserve">BoltStore</w:t>
+            </w:r>
+            <w:r>
+              <w:t xml:space="preserve"> </w:t>
+            </w:r>
+            <w:r>
+              <w:t xml:space="preserve">(one bbolt file as log+stable store) plus a</w:t>
+            </w:r>
+            <w:r>
+              <w:t xml:space="preserve"> </w:t>
+            </w:r>
+            <w:r>
+              <w:rPr>
+                <w:rStyle w:val="VerbatimChar"/>
+              </w:rPr>
+              <w:t xml:space="preserve">FileSnapshotStore</w:t>
+            </w:r>
+            <w:r>
+              <w:t xml:space="preserve">, so a Shutdown→re-open of the same dir recovers all committed entries from disk WITHOUT caller re-apply (reopen detected → no re-bootstrap;</w:t>
+            </w:r>
+            <w:r>
+              <w:t xml:space="preserve"> </w:t>
+            </w:r>
+            <w:r>
+              <w:rPr>
+                <w:rStyle w:val="VerbatimChar"/>
+              </w:rPr>
+              <w:t xml:space="preserve">WaitForLeader</w:t>
+            </w:r>
+            <w:r>
+              <w:t xml:space="preserve"> </w:t>
+            </w:r>
+            <w:r>
+              <w:t xml:space="preserve">issues a</w:t>
+            </w:r>
+            <w:r>
+              <w:t xml:space="preserve"> </w:t>
+            </w:r>
+            <w:r>
+              <w:rPr>
+                <w:rStyle w:val="VerbatimChar"/>
+              </w:rPr>
+              <w:t xml:space="preserve">Barrier</w:t>
+            </w:r>
+            <w:r>
+              <w:t xml:space="preserve"> </w:t>
+            </w:r>
+            <w:r>
+              <w:t xml:space="preserve">so recovery is fully applied before return), in-mem transport (HXC-976); (3) a combined</w:t>
+            </w:r>
+            <w:r>
+              <w:t xml:space="preserve"> </w:t>
+            </w:r>
+            <w:r>
+              <w:rPr>
+                <w:b/>
+                <w:bCs/>
+              </w:rPr>
+              <w:t xml:space="preserve">persistent+networked</w:t>
+            </w:r>
+            <w:r>
+              <w:t xml:space="preserve"> </w:t>
+            </w:r>
+            <w:r>
+              <w:t xml:space="preserve">production node (</w:t>
+            </w:r>
+            <w:r>
+              <w:rPr>
+                <w:rStyle w:val="VerbatimChar"/>
+              </w:rPr>
+              <w:t xml:space="preserve">persistnet.go</w:t>
+            </w:r>
+            <w:r>
+              <w:t xml:space="preserve">) —</w:t>
+            </w:r>
+            <w:r>
+              <w:t xml:space="preserve"> </w:t>
+            </w:r>
+            <w:r>
+              <w:rPr>
+                <w:rStyle w:val="VerbatimChar"/>
+              </w:rPr>
+              <w:t xml:space="preserve">NewPersistentNetworkNode</w:t>
+            </w:r>
+            <w:r>
+              <w:t xml:space="preserve"> </w:t>
+            </w:r>
+            <w:r>
+              <w:t xml:space="preserve">/</w:t>
+            </w:r>
+            <w:r>
+              <w:t xml:space="preserve"> </w:t>
+            </w:r>
+            <w:r>
+              <w:rPr>
+                <w:rStyle w:val="VerbatimChar"/>
+              </w:rPr>
+              <w:t xml:space="preserve">NewPersistentNetworkCluster(ids,dataDirs)</w:t>
+            </w:r>
+            <w:r>
+              <w:t xml:space="preserve"> </w:t>
+            </w:r>
+            <w:r>
+              <w:t xml:space="preserve">composing the real TCP transport AND the real BoltDB+snapshot persistence into one node (restart→recover-from-disk→rejoin over a freshly bound port), reusing</w:t>
+            </w:r>
+            <w:r>
+              <w:t xml:space="preserve"> </w:t>
+            </w:r>
+            <w:r>
+              <w:rPr>
+                <w:rStyle w:val="VerbatimChar"/>
+              </w:rPr>
+              <w:t xml:space="preserve">openTCPTransport</w:t>
+            </w:r>
+            <w:r>
+              <w:t xml:space="preserve">/</w:t>
+            </w:r>
+            <w:r>
+              <w:rPr>
+                <w:rStyle w:val="VerbatimChar"/>
+              </w:rPr>
+              <w:t xml:space="preserve">openPersistentStores</w:t>
+            </w:r>
+            <w:r>
+              <w:t xml:space="preserve"> </w:t>
+            </w:r>
+            <w:r>
+              <w:t xml:space="preserve">so the two halves can’t drift (Task I5). For multi-</w:t>
+            </w:r>
+            <w:r>
+              <w:rPr>
+                <w:b/>
+                <w:bCs/>
+              </w:rPr>
+              <w:t xml:space="preserve">process</w:t>
+            </w:r>
+            <w:r>
+              <w:t xml:space="preserve"> </w:t>
+            </w:r>
+            <w:r>
+              <w:t xml:space="preserve">clusters,</w:t>
+            </w:r>
+            <w:r>
+              <w:t xml:space="preserve"> </w:t>
+            </w:r>
+            <w:r>
+              <w:rPr>
+                <w:rStyle w:val="VerbatimChar"/>
+              </w:rPr>
+              <w:t xml:space="preserve">NewPersistentNetworkNodeAt(id,dataDir,bindAddr,base,servers)</w:t>
+            </w:r>
+            <w:r>
+              <w:t xml:space="preserve"> </w:t>
+            </w:r>
+            <w:r>
+              <w:t xml:space="preserve">binds a caller-specified fixed TCP address with an explicit server set (first boot bootstraps; reopen recovers-from-disk without re-bootstrap), via the single shared</w:t>
+            </w:r>
+            <w:r>
+              <w:t xml:space="preserve"> </w:t>
+            </w:r>
+            <w:r>
+              <w:rPr>
+                <w:rStyle w:val="VerbatimChar"/>
+              </w:rPr>
+              <w:t xml:space="preserve">openTCPTransportAt</w:t>
+            </w:r>
+            <w:r>
+              <w:t xml:space="preserve"> </w:t>
+            </w:r>
+            <w:r>
+              <w:t xml:space="preserve">(no TCP-wiring duplication). This primitive backs the</w:t>
+            </w:r>
+            <w:r>
+              <w:t xml:space="preserve"> </w:t>
+            </w:r>
+            <w:r>
+              <w:rPr>
+                <w:rStyle w:val="VerbatimChar"/>
+              </w:rPr>
+              <w:t xml:space="preserve">helix-raftd</w:t>
+            </w:r>
+            <w:r>
+              <w:t xml:space="preserve"> </w:t>
+            </w:r>
+            <w:r>
+              <w:t xml:space="preserve">daemon (</w:t>
+            </w:r>
+            <w:r>
+              <w:rPr>
+                <w:rStyle w:val="VerbatimChar"/>
+              </w:rPr>
+              <w:t xml:space="preserve">cmd/helix-raftd</w:t>
+            </w:r>
+            <w:r>
+              <w:t xml:space="preserve">): one persistent+networked node per OS process with an HTTP admin API (</w:t>
+            </w:r>
+            <w:r>
+              <w:rPr>
+                <w:rStyle w:val="VerbatimChar"/>
+              </w:rPr>
+              <w:t xml:space="preserve">/status</w:t>
+            </w:r>
+            <w:r>
+              <w:t xml:space="preserve">,</w:t>
+            </w:r>
+            <w:r>
+              <w:t xml:space="preserve"> </w:t>
+            </w:r>
+            <w:r>
+              <w:rPr>
+                <w:rStyle w:val="VerbatimChar"/>
+              </w:rPr>
+              <w:t xml:space="preserve">/get</w:t>
+            </w:r>
+            <w:r>
+              <w:t xml:space="preserve">, leader-only</w:t>
+            </w:r>
+            <w:r>
+              <w:t xml:space="preserve"> </w:t>
+            </w:r>
+            <w:r>
+              <w:rPr>
+                <w:rStyle w:val="VerbatimChar"/>
+              </w:rPr>
+              <w:t xml:space="preserve">/put</w:t>
+            </w:r>
+            <w:r>
+              <w:t xml:space="preserve"> </w:t>
+            </w:r>
+            <w:r>
+              <w:t xml:space="preserve">via raft</w:t>
+            </w:r>
+            <w:r>
+              <w:t xml:space="preserve"> </w:t>
+            </w:r>
+            <w:r>
+              <w:rPr>
+                <w:rStyle w:val="VerbatimChar"/>
+              </w:rPr>
+              <w:t xml:space="preserve">Apply</w:t>
+            </w:r>
+            <w:r>
+              <w:t xml:space="preserve"> </w:t>
+            </w:r>
+            <w:r>
+              <w:t xml:space="preserve">— a follower returns 421 + the real leader address, so no split-brain), proven by a real 3-process E2E that survives a leader-process</w:t>
+            </w:r>
+            <w:r>
+              <w:t xml:space="preserve"> </w:t>
+            </w:r>
+            <w:r>
+              <w:rPr>
+                <w:rStyle w:val="VerbatimChar"/>
+              </w:rPr>
+              <w:t xml:space="preserve">SIGKILL</w:t>
+            </w:r>
+            <w:r>
+              <w:t xml:space="preserve"> </w:t>
+            </w:r>
+            <w:r>
+              <w:t xml:space="preserve">and a full-cluster restart-from-disk where every value re-served could only have come from on-disk BoltDB (HXC-982).</w:t>
+            </w:r>
+          </w:p>
+        </w:tc>
+      </w:tr>
+      <w:tr>
+        <w:tc>
+          <w:tcPr/>
+          <w:p>
+            <w:pPr>
+              <w:pStyle w:val="Compact"/>
+            </w:pPr>
+            <w:r>
+              <w:rPr>
+                <w:rStyle w:val="VerbatimChar"/>
+              </w:rPr>
+              <w:t xml:space="preserve">raftleader</w:t>
+            </w:r>
+          </w:p>
+        </w:tc>
+        <w:tc>
+          <w:tcPr/>
+          <w:p>
+            <w:pPr>
+              <w:pStyle w:val="Compact"/>
+            </w:pPr>
+            <w:r>
+              <w:t xml:space="preserve">Real Raft-backed leader-election service adapting</w:t>
+            </w:r>
+            <w:r>
+              <w:t xml:space="preserve"> </w:t>
+            </w:r>
+            <w:r>
+              <w:rPr>
+                <w:rStyle w:val="VerbatimChar"/>
+              </w:rPr>
+              <w:t xml:space="preserve">raft</w:t>
+            </w:r>
+            <w:r>
+              <w:t xml:space="preserve"> </w:t>
+            </w:r>
+            <w:r>
+              <w:t xml:space="preserve">to a</w:t>
+            </w:r>
+            <w:r>
+              <w:t xml:space="preserve"> </w:t>
+            </w:r>
+            <w:r>
+              <w:rPr>
+                <w:rStyle w:val="VerbatimChar"/>
+              </w:rPr>
+              <w:t xml:space="preserve">leader</w:t>
+            </w:r>
+            <w:r>
+              <w:t xml:space="preserve">-shaped contract:</w:t>
+            </w:r>
+            <w:r>
+              <w:t xml:space="preserve"> </w:t>
+            </w:r>
+            <w:r>
+              <w:rPr>
+                <w:rStyle w:val="VerbatimChar"/>
+              </w:rPr>
+              <w:t xml:space="preserve">RaftElection</w:t>
+            </w:r>
+            <w:r>
+              <w:t xml:space="preserve"> </w:t>
+            </w:r>
+            <w:r>
+              <w:t xml:space="preserve">(</w:t>
+            </w:r>
+            <w:r>
+              <w:rPr>
+                <w:rStyle w:val="VerbatimChar"/>
+              </w:rPr>
+              <w:t xml:space="preserve">IsLeader</w:t>
+            </w:r>
+            <w:r>
+              <w:t xml:space="preserve">/</w:t>
+            </w:r>
+            <w:r>
+              <w:rPr>
+                <w:rStyle w:val="VerbatimChar"/>
+              </w:rPr>
+              <w:t xml:space="preserve">LeaderID</w:t>
+            </w:r>
+            <w:r>
+              <w:t xml:space="preserve">/</w:t>
+            </w:r>
+            <w:r>
+              <w:rPr>
+                <w:rStyle w:val="VerbatimChar"/>
+              </w:rPr>
+              <w:t xml:space="preserve">Resign</w:t>
+            </w:r>
+            <w:r>
+              <w:t xml:space="preserve"> </w:t>
+            </w:r>
+            <w:r>
+              <w:t xml:space="preserve">via a real</w:t>
+            </w:r>
+            <w:r>
+              <w:t xml:space="preserve"> </w:t>
+            </w:r>
+            <w:r>
+              <w:rPr>
+                <w:rStyle w:val="VerbatimChar"/>
+              </w:rPr>
+              <w:t xml:space="preserve">LeadershipTransfer</w:t>
+            </w:r>
+            <w:r>
+              <w:t xml:space="preserve">,</w:t>
+            </w:r>
+            <w:r>
+              <w:t xml:space="preserve"> </w:t>
+            </w:r>
+            <w:r>
+              <w:rPr>
+                <w:rStyle w:val="VerbatimChar"/>
+              </w:rPr>
+              <w:t xml:space="preserve">Apply</w:t>
+            </w:r>
+            <w:r>
+              <w:t xml:space="preserve"> </w:t>
+            </w:r>
+            <w:r>
+              <w:t xml:space="preserve">leader-gated,</w:t>
+            </w:r>
+            <w:r>
+              <w:t xml:space="preserve"> </w:t>
+            </w:r>
+            <w:r>
+              <w:rPr>
+                <w:rStyle w:val="VerbatimChar"/>
+              </w:rPr>
+              <w:t xml:space="preserve">Campaign</w:t>
+            </w:r>
+            <w:r>
+              <w:t xml:space="preserve">/</w:t>
+            </w:r>
+            <w:r>
+              <w:rPr>
+                <w:rStyle w:val="VerbatimChar"/>
+              </w:rPr>
+              <w:t xml:space="preserve">WaitForLeadership</w:t>
+            </w:r>
+            <w:r>
+              <w:t xml:space="preserve">,</w:t>
+            </w:r>
+            <w:r>
+              <w:t xml:space="preserve"> </w:t>
+            </w:r>
+            <w:r>
+              <w:rPr>
+                <w:rStyle w:val="VerbatimChar"/>
+              </w:rPr>
+              <w:t xml:space="preserve">LeadershipChanges</w:t>
+            </w:r>
+            <w:r>
+              <w:t xml:space="preserve"> </w:t>
+            </w:r>
+            <w:r>
+              <w:t xml:space="preserve">sourced from hashicorp/raft’s</w:t>
+            </w:r>
+            <w:r>
+              <w:t xml:space="preserve"> </w:t>
+            </w:r>
+            <w:r>
+              <w:rPr>
+                <w:rStyle w:val="VerbatimChar"/>
+              </w:rPr>
+              <w:t xml:space="preserve">LeaderCh</w:t>
+            </w:r>
+            <w:r>
+              <w:t xml:space="preserve">,</w:t>
+            </w:r>
+            <w:r>
+              <w:t xml:space="preserve"> </w:t>
+            </w:r>
+            <w:r>
+              <w:rPr>
+                <w:rStyle w:val="VerbatimChar"/>
+              </w:rPr>
+              <w:t xml:space="preserve">ErrNotLeader</w:t>
+            </w:r>
+            <w:r>
+              <w:t xml:space="preserve">). 3-node test: exactly-one-leader, follower write-gating, kill-leader re-election, committed state survives failover (HXC-953). Closes the gap where</w:t>
+            </w:r>
+            <w:r>
+              <w:t xml:space="preserve"> </w:t>
+            </w:r>
+            <w:r>
+              <w:rPr>
+                <w:rStyle w:val="VerbatimChar"/>
+              </w:rPr>
+              <w:t xml:space="preserve">leader</w:t>
+            </w:r>
+            <w:r>
+              <w:t xml:space="preserve"> </w:t>
+            </w:r>
+            <w:r>
+              <w:t xml:space="preserve">was not real Raft;</w:t>
+            </w:r>
+            <w:r>
+              <w:t xml:space="preserve"> </w:t>
+            </w:r>
+            <w:r>
+              <w:rPr>
+                <w:rStyle w:val="VerbatimChar"/>
+              </w:rPr>
+              <w:t xml:space="preserve">leader</w:t>
+            </w:r>
+            <w:r>
+              <w:t xml:space="preserve"> </w:t>
+            </w:r>
+            <w:r>
+              <w:t xml:space="preserve">left untouched.</w:t>
             </w:r>
           </w:p>
         </w:tc>
